--- a/files/CEO_Report.docx
+++ b/files/CEO_Report.docx
@@ -10,21 +10,12 @@
         <w:rPr>
           <w:color w:val="1F4E78"/>
         </w:rPr>
-        <w:t>CEO Report — CEO Report</w:t>
+        <w:t>CEO Monthly Report to Board - April 2026</w:t>
       </w:r>
     </w:p>
     <w:p>
       <w:r>
-        <w:rPr>
-          <w:i/>
-        </w:rPr>
-        <w:t>Document owner: CEO Report Office</w:t>
-      </w:r>
-      <w:r>
-        <w:rPr>
-          <w:i/>
-        </w:rPr>
-        <w:t xml:space="preserve">  ·  Version: FY2025-A  ·  Classification: Internal — Working</w:t>
+        <w:t>To: Board of Directors | From: Group CEO | Period: April 2026 | Classification: Board-Confidential</w:t>
       </w:r>
     </w:p>
     <w:p>
@@ -32,17 +23,12 @@
         <w:pStyle w:val="Heading1"/>
       </w:pPr>
       <w:r>
-        <w:t>1. Executive Summary</w:t>
+        <w:t>1. Executive summary</w:t>
       </w:r>
     </w:p>
     <w:p>
       <w:r>
-        <w:t>This document is the working artefact for the ceo report use case in the ceo report domain. It is staged for a Microsoft 365 Copilot Cowork / Notebook demo and contains plausible (illustrative) figures, lists, and narratives — not real customer data. The numbers tie back to the companion spreadsheet of the same stem.</w:t>
-      </w:r>
-    </w:p>
-    <w:p>
-      <w:r>
-        <w:t>The intended demo flow: a ceo report stakeholder asks Copilot to summarise, compare, draft, or distribute the contents of this file alongside related artefacts. Cowork fans the task out into 5 parallel sub-tasks (draft Word, draft email, schedule meeting, post Teams message, build action tracker). Notebook adds it as a source and answers grounded questions across all sources.</w:t>
+        <w:t>April closed at MYR 3.84B revenue (98.4% of plan, +6.2% YoY) and MYR 642M EBITDA (94.1% of plan, +3.1% YoY). The 5.9% EBITDA miss is concentrated in two divisions: Plantation (FFB price compression) and Manufacturing (input cost spike). Liquidity is strong at MYR 1.84B cash plus MYR 2.6B undrawn RCF.</w:t>
       </w:r>
     </w:p>
     <w:p>
@@ -50,17 +36,569 @@
         <w:pStyle w:val="Heading1"/>
       </w:pPr>
       <w:r>
-        <w:t>2. Scenario &amp; Background</w:t>
+        <w:t>2. By division</w:t>
+      </w:r>
+    </w:p>
+    <w:tbl>
+      <w:tblPr>
+        <w:tblStyle w:val="LightGrid-Accent1"/>
+        <w:tblW w:type="auto" w:w="0"/>
+        <w:tblLook w:firstColumn="1" w:firstRow="1" w:lastColumn="0" w:lastRow="0" w:noHBand="0" w:noVBand="1" w:val="04A0"/>
+      </w:tblPr>
+      <w:tblGrid>
+        <w:gridCol w:w="1728"/>
+        <w:gridCol w:w="1728"/>
+        <w:gridCol w:w="1728"/>
+        <w:gridCol w:w="1728"/>
+        <w:gridCol w:w="1728"/>
+      </w:tblGrid>
+      <w:tr>
+        <w:tc>
+          <w:tcPr>
+            <w:tcW w:type="dxa" w:w="1728"/>
+          </w:tcPr>
+          <w:p>
+            <w:r>
+              <w:rPr>
+                <w:b/>
+              </w:rPr>
+              <w:t>Division</w:t>
+            </w:r>
+          </w:p>
+        </w:tc>
+        <w:tc>
+          <w:tcPr>
+            <w:tcW w:type="dxa" w:w="1728"/>
+          </w:tcPr>
+          <w:p>
+            <w:r>
+              <w:rPr>
+                <w:b/>
+              </w:rPr>
+              <w:t>Revenue (MYR M)</w:t>
+            </w:r>
+          </w:p>
+        </w:tc>
+        <w:tc>
+          <w:tcPr>
+            <w:tcW w:type="dxa" w:w="1728"/>
+          </w:tcPr>
+          <w:p>
+            <w:r>
+              <w:rPr>
+                <w:b/>
+              </w:rPr>
+              <w:t>vs Plan</w:t>
+            </w:r>
+          </w:p>
+        </w:tc>
+        <w:tc>
+          <w:tcPr>
+            <w:tcW w:type="dxa" w:w="1728"/>
+          </w:tcPr>
+          <w:p>
+            <w:r>
+              <w:rPr>
+                <w:b/>
+              </w:rPr>
+              <w:t>EBITDA (MYR M)</w:t>
+            </w:r>
+          </w:p>
+        </w:tc>
+        <w:tc>
+          <w:tcPr>
+            <w:tcW w:type="dxa" w:w="1728"/>
+          </w:tcPr>
+          <w:p>
+            <w:r>
+              <w:rPr>
+                <w:b/>
+              </w:rPr>
+              <w:t>vs Plan</w:t>
+            </w:r>
+          </w:p>
+        </w:tc>
+      </w:tr>
+      <w:tr>
+        <w:tc>
+          <w:tcPr>
+            <w:tcW w:type="dxa" w:w="1728"/>
+          </w:tcPr>
+          <w:p>
+            <w:r>
+              <w:t>Banking</w:t>
+            </w:r>
+          </w:p>
+        </w:tc>
+        <w:tc>
+          <w:tcPr>
+            <w:tcW w:type="dxa" w:w="1728"/>
+          </w:tcPr>
+          <w:p>
+            <w:r>
+              <w:t>928</w:t>
+            </w:r>
+          </w:p>
+        </w:tc>
+        <w:tc>
+          <w:tcPr>
+            <w:tcW w:type="dxa" w:w="1728"/>
+          </w:tcPr>
+          <w:p>
+            <w:r>
+              <w:t>+3.2%</w:t>
+            </w:r>
+          </w:p>
+        </w:tc>
+        <w:tc>
+          <w:tcPr>
+            <w:tcW w:type="dxa" w:w="1728"/>
+          </w:tcPr>
+          <w:p>
+            <w:r>
+              <w:t>298</w:t>
+            </w:r>
+          </w:p>
+        </w:tc>
+        <w:tc>
+          <w:tcPr>
+            <w:tcW w:type="dxa" w:w="1728"/>
+          </w:tcPr>
+          <w:p>
+            <w:r>
+              <w:t>+1.8%</w:t>
+            </w:r>
+          </w:p>
+        </w:tc>
+      </w:tr>
+      <w:tr>
+        <w:tc>
+          <w:tcPr>
+            <w:tcW w:type="dxa" w:w="1728"/>
+          </w:tcPr>
+          <w:p>
+            <w:r>
+              <w:t>Insurance</w:t>
+            </w:r>
+          </w:p>
+        </w:tc>
+        <w:tc>
+          <w:tcPr>
+            <w:tcW w:type="dxa" w:w="1728"/>
+          </w:tcPr>
+          <w:p>
+            <w:r>
+              <w:t>482</w:t>
+            </w:r>
+          </w:p>
+        </w:tc>
+        <w:tc>
+          <w:tcPr>
+            <w:tcW w:type="dxa" w:w="1728"/>
+          </w:tcPr>
+          <w:p>
+            <w:r>
+              <w:t>+1.4%</w:t>
+            </w:r>
+          </w:p>
+        </w:tc>
+        <w:tc>
+          <w:tcPr>
+            <w:tcW w:type="dxa" w:w="1728"/>
+          </w:tcPr>
+          <w:p>
+            <w:r>
+              <w:t>88</w:t>
+            </w:r>
+          </w:p>
+        </w:tc>
+        <w:tc>
+          <w:tcPr>
+            <w:tcW w:type="dxa" w:w="1728"/>
+          </w:tcPr>
+          <w:p>
+            <w:r>
+              <w:t>-2.4%</w:t>
+            </w:r>
+          </w:p>
+        </w:tc>
+      </w:tr>
+      <w:tr>
+        <w:tc>
+          <w:tcPr>
+            <w:tcW w:type="dxa" w:w="1728"/>
+          </w:tcPr>
+          <w:p>
+            <w:r>
+              <w:t>Property</w:t>
+            </w:r>
+          </w:p>
+        </w:tc>
+        <w:tc>
+          <w:tcPr>
+            <w:tcW w:type="dxa" w:w="1728"/>
+          </w:tcPr>
+          <w:p>
+            <w:r>
+              <w:t>412</w:t>
+            </w:r>
+          </w:p>
+        </w:tc>
+        <w:tc>
+          <w:tcPr>
+            <w:tcW w:type="dxa" w:w="1728"/>
+          </w:tcPr>
+          <w:p>
+            <w:r>
+              <w:t>-6.8%</w:t>
+            </w:r>
+          </w:p>
+        </w:tc>
+        <w:tc>
+          <w:tcPr>
+            <w:tcW w:type="dxa" w:w="1728"/>
+          </w:tcPr>
+          <w:p>
+            <w:r>
+              <w:t>72</w:t>
+            </w:r>
+          </w:p>
+        </w:tc>
+        <w:tc>
+          <w:tcPr>
+            <w:tcW w:type="dxa" w:w="1728"/>
+          </w:tcPr>
+          <w:p>
+            <w:r>
+              <w:t>-12.4%</w:t>
+            </w:r>
+          </w:p>
+        </w:tc>
+      </w:tr>
+      <w:tr>
+        <w:tc>
+          <w:tcPr>
+            <w:tcW w:type="dxa" w:w="1728"/>
+          </w:tcPr>
+          <w:p>
+            <w:r>
+              <w:t>Plantation</w:t>
+            </w:r>
+          </w:p>
+        </w:tc>
+        <w:tc>
+          <w:tcPr>
+            <w:tcW w:type="dxa" w:w="1728"/>
+          </w:tcPr>
+          <w:p>
+            <w:r>
+              <w:t>318</w:t>
+            </w:r>
+          </w:p>
+        </w:tc>
+        <w:tc>
+          <w:tcPr>
+            <w:tcW w:type="dxa" w:w="1728"/>
+          </w:tcPr>
+          <w:p>
+            <w:r>
+              <w:t>-14.2%</w:t>
+            </w:r>
+          </w:p>
+        </w:tc>
+        <w:tc>
+          <w:tcPr>
+            <w:tcW w:type="dxa" w:w="1728"/>
+          </w:tcPr>
+          <w:p>
+            <w:r>
+              <w:t>38</w:t>
+            </w:r>
+          </w:p>
+        </w:tc>
+        <w:tc>
+          <w:tcPr>
+            <w:tcW w:type="dxa" w:w="1728"/>
+          </w:tcPr>
+          <w:p>
+            <w:r>
+              <w:t>-32.6%</w:t>
+            </w:r>
+          </w:p>
+        </w:tc>
+      </w:tr>
+      <w:tr>
+        <w:tc>
+          <w:tcPr>
+            <w:tcW w:type="dxa" w:w="1728"/>
+          </w:tcPr>
+          <w:p>
+            <w:r>
+              <w:t>Power</w:t>
+            </w:r>
+          </w:p>
+        </w:tc>
+        <w:tc>
+          <w:tcPr>
+            <w:tcW w:type="dxa" w:w="1728"/>
+          </w:tcPr>
+          <w:p>
+            <w:r>
+              <w:t>418</w:t>
+            </w:r>
+          </w:p>
+        </w:tc>
+        <w:tc>
+          <w:tcPr>
+            <w:tcW w:type="dxa" w:w="1728"/>
+          </w:tcPr>
+          <w:p>
+            <w:r>
+              <w:t>+2.6%</w:t>
+            </w:r>
+          </w:p>
+        </w:tc>
+        <w:tc>
+          <w:tcPr>
+            <w:tcW w:type="dxa" w:w="1728"/>
+          </w:tcPr>
+          <w:p>
+            <w:r>
+              <w:t>128</w:t>
+            </w:r>
+          </w:p>
+        </w:tc>
+        <w:tc>
+          <w:tcPr>
+            <w:tcW w:type="dxa" w:w="1728"/>
+          </w:tcPr>
+          <w:p>
+            <w:r>
+              <w:t>+4.2%</w:t>
+            </w:r>
+          </w:p>
+        </w:tc>
+      </w:tr>
+      <w:tr>
+        <w:tc>
+          <w:tcPr>
+            <w:tcW w:type="dxa" w:w="1728"/>
+          </w:tcPr>
+          <w:p>
+            <w:r>
+              <w:t>Retail</w:t>
+            </w:r>
+          </w:p>
+        </w:tc>
+        <w:tc>
+          <w:tcPr>
+            <w:tcW w:type="dxa" w:w="1728"/>
+          </w:tcPr>
+          <w:p>
+            <w:r>
+              <w:t>512</w:t>
+            </w:r>
+          </w:p>
+        </w:tc>
+        <w:tc>
+          <w:tcPr>
+            <w:tcW w:type="dxa" w:w="1728"/>
+          </w:tcPr>
+          <w:p>
+            <w:r>
+              <w:t>+1.8%</w:t>
+            </w:r>
+          </w:p>
+        </w:tc>
+        <w:tc>
+          <w:tcPr>
+            <w:tcW w:type="dxa" w:w="1728"/>
+          </w:tcPr>
+          <w:p>
+            <w:r>
+              <w:t>32</w:t>
+            </w:r>
+          </w:p>
+        </w:tc>
+        <w:tc>
+          <w:tcPr>
+            <w:tcW w:type="dxa" w:w="1728"/>
+          </w:tcPr>
+          <w:p>
+            <w:r>
+              <w:t>-8.4%</w:t>
+            </w:r>
+          </w:p>
+        </w:tc>
+      </w:tr>
+      <w:tr>
+        <w:tc>
+          <w:tcPr>
+            <w:tcW w:type="dxa" w:w="1728"/>
+          </w:tcPr>
+          <w:p>
+            <w:r>
+              <w:t>Manufacturing</w:t>
+            </w:r>
+          </w:p>
+        </w:tc>
+        <w:tc>
+          <w:tcPr>
+            <w:tcW w:type="dxa" w:w="1728"/>
+          </w:tcPr>
+          <w:p>
+            <w:r>
+              <w:t>380</w:t>
+            </w:r>
+          </w:p>
+        </w:tc>
+        <w:tc>
+          <w:tcPr>
+            <w:tcW w:type="dxa" w:w="1728"/>
+          </w:tcPr>
+          <w:p>
+            <w:r>
+              <w:t>-4.6%</w:t>
+            </w:r>
+          </w:p>
+        </w:tc>
+        <w:tc>
+          <w:tcPr>
+            <w:tcW w:type="dxa" w:w="1728"/>
+          </w:tcPr>
+          <w:p>
+            <w:r>
+              <w:t>-8</w:t>
+            </w:r>
+          </w:p>
+        </w:tc>
+        <w:tc>
+          <w:tcPr>
+            <w:tcW w:type="dxa" w:w="1728"/>
+          </w:tcPr>
+          <w:p>
+            <w:r>
+              <w:t>NM</w:t>
+            </w:r>
+          </w:p>
+        </w:tc>
+      </w:tr>
+      <w:tr>
+        <w:tc>
+          <w:tcPr>
+            <w:tcW w:type="dxa" w:w="1728"/>
+          </w:tcPr>
+          <w:p>
+            <w:r>
+              <w:t>Telco</w:t>
+            </w:r>
+          </w:p>
+        </w:tc>
+        <w:tc>
+          <w:tcPr>
+            <w:tcW w:type="dxa" w:w="1728"/>
+          </w:tcPr>
+          <w:p>
+            <w:r>
+              <w:t>328</w:t>
+            </w:r>
+          </w:p>
+        </w:tc>
+        <w:tc>
+          <w:tcPr>
+            <w:tcW w:type="dxa" w:w="1728"/>
+          </w:tcPr>
+          <w:p>
+            <w:r>
+              <w:t>+2.2%</w:t>
+            </w:r>
+          </w:p>
+        </w:tc>
+        <w:tc>
+          <w:tcPr>
+            <w:tcW w:type="dxa" w:w="1728"/>
+          </w:tcPr>
+          <w:p>
+            <w:r>
+              <w:t>78</w:t>
+            </w:r>
+          </w:p>
+        </w:tc>
+        <w:tc>
+          <w:tcPr>
+            <w:tcW w:type="dxa" w:w="1728"/>
+          </w:tcPr>
+          <w:p>
+            <w:r>
+              <w:t>+0.8%</w:t>
+            </w:r>
+          </w:p>
+        </w:tc>
+      </w:tr>
+      <w:tr>
+        <w:tc>
+          <w:tcPr>
+            <w:tcW w:type="dxa" w:w="1728"/>
+          </w:tcPr>
+          <w:p>
+            <w:r>
+              <w:t>Logistics</w:t>
+            </w:r>
+          </w:p>
+        </w:tc>
+        <w:tc>
+          <w:tcPr>
+            <w:tcW w:type="dxa" w:w="1728"/>
+          </w:tcPr>
+          <w:p>
+            <w:r>
+              <w:t>62</w:t>
+            </w:r>
+          </w:p>
+        </w:tc>
+        <w:tc>
+          <w:tcPr>
+            <w:tcW w:type="dxa" w:w="1728"/>
+          </w:tcPr>
+          <w:p>
+            <w:r>
+              <w:t>+8.4%</w:t>
+            </w:r>
+          </w:p>
+        </w:tc>
+        <w:tc>
+          <w:tcPr>
+            <w:tcW w:type="dxa" w:w="1728"/>
+          </w:tcPr>
+          <w:p>
+            <w:r>
+              <w:t>16</w:t>
+            </w:r>
+          </w:p>
+        </w:tc>
+        <w:tc>
+          <w:tcPr>
+            <w:tcW w:type="dxa" w:w="1728"/>
+          </w:tcPr>
+          <w:p>
+            <w:r>
+              <w:t>+12.4%</w:t>
+            </w:r>
+          </w:p>
+        </w:tc>
+      </w:tr>
+    </w:tbl>
+    <w:p>
+      <w:pPr>
+        <w:pStyle w:val="Heading1"/>
+      </w:pPr>
+      <w:r>
+        <w:t>3. Capital and treasury</w:t>
       </w:r>
     </w:p>
     <w:p>
       <w:r>
-        <w:t>The Group is mid-cycle on its FY2025 close and is rolling forward into FY2026 planning. The ceo report portfolio has surfaced a mix of on-track lines and corrective items. This ceo report captures the working position on those items so the Group office, the operating committee, and (where relevant) the regulator-facing officer can align on next steps.</w:t>
-      </w:r>
-    </w:p>
-    <w:p>
-      <w:r>
-        <w:t>The team has triangulated the working dataset against three peer benchmarks and against the regulator's published thresholds for the sector. Findings carried over from the prior cycle have been re-examined to test whether the original assumptions still hold under the FY2026 base case.</w:t>
+        <w:t>Net debt / EBITDA closed at 2.18x (covenant 3.50x). Average cost of debt 4.62%. FX exposure: USD 412M net short, hedged 78%. Refinancing schedule for FY2026 is fully covered; FY2027 has MYR 1.2B maturity to address by H1.</w:t>
       </w:r>
     </w:p>
     <w:p>
@@ -68,59 +606,39 @@
         <w:pStyle w:val="Heading1"/>
       </w:pPr>
       <w:r>
-        <w:t>3. Detail &amp; Working</w:t>
+        <w:t>4. Strategic agenda - April update</w:t>
       </w:r>
     </w:p>
     <w:p>
       <w:pPr>
-        <w:pStyle w:val="Heading2"/>
+        <w:pStyle w:val="ListBullet"/>
       </w:pPr>
       <w:r>
-        <w:t>3.1 Position at end of period</w:t>
-      </w:r>
-    </w:p>
-    <w:p>
-      <w:r>
-        <w:t>The closing position by unit / segment is captured in the Group P&amp;L tab of the companion workbook. Headline metrics — Revenue MYR M, EBITDA MYR M, FCF MYR M — are within the agreed corridors for Banking, Plantation, and Property; outside the corridor for Energy and Telco; and under recovery monitoring for Healthcare.</w:t>
+        <w:t>ZAVA FORWARD 2030 - Pillar 2 (digital) is on track; Pillar 4 (energy transition) slipped 6 weeks</w:t>
       </w:r>
     </w:p>
     <w:p>
       <w:pPr>
-        <w:pStyle w:val="Heading2"/>
+        <w:pStyle w:val="ListBullet"/>
       </w:pPr>
       <w:r>
-        <w:t>3.2 Key drivers</w:t>
-      </w:r>
-    </w:p>
-    <w:p>
-      <w:r>
-        <w:t>The driver bridge (see Variance Bridge tab) attributes the FY25 variance to a balanced mix of volume / mix, pricing and discount discipline, cost base reset, capex re-baseline, working capital, regulatory provisions, FX and hedging, and productivity / automation. Each driver carries an owner and a status (on-track / at-risk / behind / recovered / mitigated).</w:t>
+        <w:t>Bandar Zava Phase 2 launch is confirmed for 15 June</w:t>
       </w:r>
     </w:p>
     <w:p>
       <w:pPr>
-        <w:pStyle w:val="Heading2"/>
+        <w:pStyle w:val="ListBullet"/>
       </w:pPr>
       <w:r>
-        <w:t>3.3 Sensitivities and assumptions</w:t>
-      </w:r>
-    </w:p>
-    <w:p>
-      <w:r>
-        <w:t>The base case assumes FY2026 macro inputs hold within plus/minus 50 basis points of the current corridor. The upside and downside scenarios stress the headline metrics by plus/minus two corridors and re-test the recovery plan owners against the stressed position. Key sensitivities: rate path, FX MYR/USD, commodity benchmarks, regulator timing, and customer concentration.</w:t>
+        <w:t>Cendana Power acquisition - SPA signing targeted for end-May</w:t>
       </w:r>
     </w:p>
     <w:p>
       <w:pPr>
-        <w:pStyle w:val="Heading2"/>
+        <w:pStyle w:val="ListBullet"/>
       </w:pPr>
       <w:r>
-        <w:t>3.4 Open issues and unknowns</w:t>
-      </w:r>
-    </w:p>
-    <w:p>
-      <w:r>
-        <w:t>The watchlist (see Strategic Watchlist tab) tracks 14 indicators flagged in the prior review. Eight are on-track, four are within five points of the threshold (watch), and two have breached and triggered the escalation protocol. Owners and remediation dates are recorded against each item.</w:t>
+        <w:t>Group AI office: 14 deployed agents, 38 in pipeline</w:t>
       </w:r>
     </w:p>
     <w:p>
@@ -128,7 +646,7 @@
         <w:pStyle w:val="Heading1"/>
       </w:pPr>
       <w:r>
-        <w:t>4. Recommended Actions</w:t>
+        <w:t>5. Risks raised at GMC this month</w:t>
       </w:r>
     </w:p>
     <w:p>
@@ -136,7 +654,7 @@
         <w:pStyle w:val="ListBullet"/>
       </w:pPr>
       <w:r>
-        <w:t>Confirm the ceo report narrative with the CEO Report CFO before the Board cut-off.</w:t>
+        <w:t>CPO price spike risk to Plantation margins (downside MYR 28M Q4)</w:t>
       </w:r>
     </w:p>
     <w:p>
@@ -144,7 +662,7 @@
         <w:pStyle w:val="ListBullet"/>
       </w:pPr>
       <w:r>
-        <w:t>Lock the assumption set for the recovery plan and circulate to the division MDs for sign-off.</w:t>
+        <w:t>BNM stress test results expected end-May - Banking liaison ready</w:t>
       </w:r>
     </w:p>
     <w:p>
@@ -152,116 +670,7 @@
         <w:pStyle w:val="ListBullet"/>
       </w:pPr>
       <w:r>
-        <w:t>Pre-brief the regulator-facing officer on the 30/60/90-day commitments.</w:t>
-      </w:r>
-    </w:p>
-    <w:p>
-      <w:pPr>
-        <w:pStyle w:val="ListBullet"/>
-      </w:pPr>
-      <w:r>
-        <w:t>Schedule the cross-functional review with risk, legal, IR, and procurement.</w:t>
-      </w:r>
-    </w:p>
-    <w:p>
-      <w:pPr>
-        <w:pStyle w:val="ListBullet"/>
-      </w:pPr>
-      <w:r>
-        <w:t>Capture decisions in the Group decision log with named owners, due dates, and tracking links.</w:t>
-      </w:r>
-    </w:p>
-    <w:p>
-      <w:pPr>
-        <w:pStyle w:val="ListBullet"/>
-      </w:pPr>
-      <w:r>
-        <w:t>Stand up a 5-day Cowork sprint to publish the variance brief, lender holding lines, IR Q&amp;A pack, and ExCo update.</w:t>
-      </w:r>
-    </w:p>
-    <w:p>
-      <w:pPr>
-        <w:pStyle w:val="Heading1"/>
-      </w:pPr>
-      <w:r>
-        <w:t>5. Appendix — Working dataset units</w:t>
-      </w:r>
-    </w:p>
-    <w:p>
-      <w:pPr>
-        <w:pStyle w:val="ListBullet"/>
-      </w:pPr>
-      <w:r>
-        <w:t>Banking</w:t>
-      </w:r>
-    </w:p>
-    <w:p>
-      <w:pPr>
-        <w:pStyle w:val="ListBullet"/>
-      </w:pPr>
-      <w:r>
-        <w:t>Plantation</w:t>
-      </w:r>
-    </w:p>
-    <w:p>
-      <w:pPr>
-        <w:pStyle w:val="ListBullet"/>
-      </w:pPr>
-      <w:r>
-        <w:t>Property</w:t>
-      </w:r>
-    </w:p>
-    <w:p>
-      <w:pPr>
-        <w:pStyle w:val="ListBullet"/>
-      </w:pPr>
-      <w:r>
-        <w:t>Energy</w:t>
-      </w:r>
-    </w:p>
-    <w:p>
-      <w:pPr>
-        <w:pStyle w:val="ListBullet"/>
-      </w:pPr>
-      <w:r>
-        <w:t>Telco</w:t>
-      </w:r>
-    </w:p>
-    <w:p>
-      <w:pPr>
-        <w:pStyle w:val="ListBullet"/>
-      </w:pPr>
-      <w:r>
-        <w:t>Healthcare</w:t>
-      </w:r>
-    </w:p>
-    <w:p>
-      <w:pPr>
-        <w:pStyle w:val="ListBullet"/>
-      </w:pPr>
-      <w:r>
-        <w:t>Manufacturing</w:t>
-      </w:r>
-    </w:p>
-    <w:p>
-      <w:pPr>
-        <w:pStyle w:val="ListBullet"/>
-      </w:pPr>
-      <w:r>
-        <w:t>Group Total</w:t>
-      </w:r>
-    </w:p>
-    <w:p>
-      <w:pPr>
-        <w:pStyle w:val="Heading1"/>
-      </w:pPr>
-      <w:r>
-        <w:t>6. Sign-off &amp; Distribution</w:t>
-      </w:r>
-    </w:p>
-    <w:p>
-      <w:r>
-        <w:t>Prepared by: CEO Report Office  ·  Reviewed by: CFO  ·  Approved by: CEO  ·  Distributed to: Board, ExCo, Risk Committee, IR, Group Strategy.</w:t>
+        <w:t>Cyber-security: 1 ransomware attempt foiled by SOC; tabletop scheduled</w:t>
       </w:r>
     </w:p>
     <w:sectPr>
@@ -637,6 +1046,10 @@
     <w:name w:val="Normal"/>
     <w:qFormat/>
     <w:rsid w:val="00FC693F"/>
+    <w:rPr>
+      <w:rFonts w:ascii="Aptos" w:hAnsi="Aptos"/>
+      <w:sz w:val="22"/>
+    </w:rPr>
   </w:style>
   <w:style w:type="paragraph" w:styleId="Header">
     <w:name w:val="header"/>

--- a/files/CEO_Report.docx
+++ b/files/CEO_Report.docx
@@ -4,39 +4,199 @@
   <w:body>
     <w:p>
       <w:pPr>
-        <w:pStyle w:val="Title"/>
+        <w:pStyle w:val="Heading1"/>
       </w:pPr>
       <w:r>
         <w:rPr>
-          <w:color w:val="1F4E78"/>
+          <w:color w:val="0F4C81"/>
         </w:rPr>
-        <w:t>CEO Monthly Report to Board - April 2026</w:t>
+        <w:t>Group CEO Report to the Board</w:t>
       </w:r>
     </w:p>
     <w:p>
       <w:r>
-        <w:t>To: Board of Directors | From: Group CEO | Period: April 2026 | Classification: Board-Confidential</w:t>
+        <w:rPr>
+          <w:i/>
+          <w:color w:val="6B7280"/>
+        </w:rPr>
+        <w:t>Zava Conglomerate · Q1 FY2026 (Jan-Mar 2026) · Board Meeting 2026-05-22</w:t>
       </w:r>
     </w:p>
     <w:p>
       <w:pPr>
-        <w:pStyle w:val="Heading1"/>
+        <w:pStyle w:val="Heading2"/>
       </w:pPr>
       <w:r>
-        <w:t>1. Executive summary</w:t>
+        <w:rPr>
+          <w:color w:val="1F2937"/>
+        </w:rPr>
+        <w:t>1. Headline Performance</w:t>
       </w:r>
     </w:p>
     <w:p>
       <w:r>
-        <w:t>April closed at MYR 3.84B revenue (98.4% of plan, +6.2% YoY) and MYR 642M EBITDA (94.1% of plan, +3.1% YoY). The 5.9% EBITDA miss is concentrated in two divisions: Plantation (FFB price compression) and Manufacturing (input cost spike). Liquidity is strong at MYR 1.84B cash plus MYR 2.6B undrawn RCF.</w:t>
+        <w:rPr>
+          <w:b w:val="0"/>
+          <w:i w:val="0"/>
+        </w:rPr>
+        <w:t>Group revenue MYR 11.2bn (+8% YoY, +2% vs plan). Group EBITDA MYR 1.74bn (15.5% margin, -40bps vs plan). PATAMI MYR 612m. Free cash flow MYR 480m. Net debt / EBITDA stable at 2.1x.</w:t>
+      </w:r>
+    </w:p>
+    <w:p>
+      <w:r>
+        <w:rPr>
+          <w:b w:val="0"/>
+          <w:i w:val="0"/>
+        </w:rPr>
+        <w:t>Three of eleven divisions are tracking below plan (Banking — credit cycle headwind; Plantation — fresh-fruit-bunch price softness; Property — slow take-up). Other eight divisions on or ahead of plan.</w:t>
       </w:r>
     </w:p>
     <w:p>
       <w:pPr>
-        <w:pStyle w:val="Heading1"/>
+        <w:pStyle w:val="Heading2"/>
       </w:pPr>
       <w:r>
-        <w:t>2. By division</w:t>
+        <w:rPr>
+          <w:color w:val="1F2937"/>
+        </w:rPr>
+        <w:t>2. Strategic Highlights</w:t>
+      </w:r>
+    </w:p>
+    <w:p>
+      <w:pPr>
+        <w:pStyle w:val="ListBullet"/>
+      </w:pPr>
+      <w:r>
+        <w:t>Project Hawthorn (M&amp;A target — industrial digital solutions) progressed to confirmatory DD. Indicative EV MYR 720-780M.</w:t>
+      </w:r>
+    </w:p>
+    <w:p>
+      <w:pPr>
+        <w:pStyle w:val="ListBullet"/>
+      </w:pPr>
+      <w:r>
+        <w:t>Group Operational Resilience Framework draft tabled to Risk Committee on 2026-04-18; Board approval requested at this meeting (Item 7).</w:t>
+      </w:r>
+    </w:p>
+    <w:p>
+      <w:pPr>
+        <w:pStyle w:val="ListBullet"/>
+      </w:pPr>
+      <w:r>
+        <w:t>Sustainability — Scope-1 + Scope-2 emissions reduced 4.2% YoY; Scope-3 measurement scope expanded to 11 of 11 divisions.</w:t>
+      </w:r>
+    </w:p>
+    <w:p>
+      <w:pPr>
+        <w:pStyle w:val="ListBullet"/>
+      </w:pPr>
+      <w:r>
+        <w:t>Digital — 24-workload cloud RFP shortlist tabled (Item 9). Decision target Q3 2026.</w:t>
+      </w:r>
+    </w:p>
+    <w:p>
+      <w:pPr>
+        <w:pStyle w:val="ListBullet"/>
+      </w:pPr>
+      <w:r>
+        <w:t>3 senior leadership appointments made — Group CTO, Head of Cyber, Head of Cross-Border M&amp;A.</w:t>
+      </w:r>
+    </w:p>
+    <w:p>
+      <w:pPr>
+        <w:pStyle w:val="Heading2"/>
+      </w:pPr>
+      <w:r>
+        <w:rPr>
+          <w:color w:val="1F2937"/>
+        </w:rPr>
+        <w:t>3. Material Risks</w:t>
+      </w:r>
+    </w:p>
+    <w:p>
+      <w:pPr>
+        <w:pStyle w:val="ListBullet"/>
+      </w:pPr>
+      <w:r>
+        <w:t>Regulatory — Op Resilience Circular 2026 effective Oct 2026; remediation plan being executed (3 of 12 obligations not yet started).</w:t>
+      </w:r>
+    </w:p>
+    <w:p>
+      <w:pPr>
+        <w:pStyle w:val="ListBullet"/>
+      </w:pPr>
+      <w:r>
+        <w:t>Geo-political — heightened cross-border tax scrutiny; transfer-pricing documentation refresh underway.</w:t>
+      </w:r>
+    </w:p>
+    <w:p>
+      <w:pPr>
+        <w:pStyle w:val="ListBullet"/>
+      </w:pPr>
+      <w:r>
+        <w:t>People — voluntary attrition at 14.2% Group-wide (above target 12%); retention programme refreshed.</w:t>
+      </w:r>
+    </w:p>
+    <w:p>
+      <w:pPr>
+        <w:pStyle w:val="ListBullet"/>
+      </w:pPr>
+      <w:r>
+        <w:t>Climate — physical-risk assessment for 7 plantation estates flagged Amber for flood/extreme-weather; mitigation plan in train.</w:t>
+      </w:r>
+    </w:p>
+    <w:p>
+      <w:pPr>
+        <w:pStyle w:val="Heading2"/>
+      </w:pPr>
+      <w:r>
+        <w:rPr>
+          <w:color w:val="1F2937"/>
+        </w:rPr>
+        <w:t>4. Asks of the Board</w:t>
+      </w:r>
+    </w:p>
+    <w:p>
+      <w:pPr>
+        <w:pStyle w:val="ListBullet"/>
+      </w:pPr>
+      <w:r>
+        <w:t>Approval — Group Operational Resilience Framework (Item 7)</w:t>
+      </w:r>
+    </w:p>
+    <w:p>
+      <w:pPr>
+        <w:pStyle w:val="ListBullet"/>
+      </w:pPr>
+      <w:r>
+        <w:t>Approval — Cloud Modernisation vendor selection (Item 9)</w:t>
+      </w:r>
+    </w:p>
+    <w:p>
+      <w:pPr>
+        <w:pStyle w:val="ListBullet"/>
+      </w:pPr>
+      <w:r>
+        <w:t>Approval — FY2026 Half-Year Dividend (Item 12)</w:t>
+      </w:r>
+    </w:p>
+    <w:p>
+      <w:pPr>
+        <w:pStyle w:val="ListBullet"/>
+      </w:pPr>
+      <w:r>
+        <w:t>Discussion — Project Hawthorn Q3/Q4 decision points</w:t>
+      </w:r>
+    </w:p>
+    <w:p>
+      <w:pPr>
+        <w:pStyle w:val="Heading2"/>
+      </w:pPr>
+      <w:r>
+        <w:rPr>
+          <w:color w:val="1F2937"/>
+        </w:rPr>
+        <w:t>5. Q1 KPI Scorecard</w:t>
       </w:r>
     </w:p>
     <w:tbl>
@@ -62,7 +222,7 @@
               <w:rPr>
                 <w:b/>
               </w:rPr>
-              <w:t>Division</w:t>
+              <w:t>Metric</w:t>
             </w:r>
           </w:p>
         </w:tc>
@@ -75,7 +235,7 @@
               <w:rPr>
                 <w:b/>
               </w:rPr>
-              <w:t>Revenue (MYR M)</w:t>
+              <w:t>Actual</w:t>
             </w:r>
           </w:p>
         </w:tc>
@@ -88,7 +248,7 @@
               <w:rPr>
                 <w:b/>
               </w:rPr>
-              <w:t>vs Plan</w:t>
+              <w:t>Plan</w:t>
             </w:r>
           </w:p>
         </w:tc>
@@ -101,7 +261,7 @@
               <w:rPr>
                 <w:b/>
               </w:rPr>
-              <w:t>EBITDA (MYR M)</w:t>
+              <w:t>Status</w:t>
             </w:r>
           </w:p>
         </w:tc>
@@ -114,7 +274,7 @@
               <w:rPr>
                 <w:b/>
               </w:rPr>
-              <w:t>vs Plan</w:t>
+              <w:t>Comment</w:t>
             </w:r>
           </w:p>
         </w:tc>
@@ -126,7 +286,7 @@
           </w:tcPr>
           <w:p>
             <w:r>
-              <w:t>Banking</w:t>
+              <w:t>Revenue (MYR bn)</w:t>
             </w:r>
           </w:p>
         </w:tc>
@@ -136,7 +296,7 @@
           </w:tcPr>
           <w:p>
             <w:r>
-              <w:t>928</w:t>
+              <w:t>11.2</w:t>
             </w:r>
           </w:p>
         </w:tc>
@@ -146,7 +306,7 @@
           </w:tcPr>
           <w:p>
             <w:r>
-              <w:t>+3.2%</w:t>
+              <w:t>11.0</w:t>
             </w:r>
           </w:p>
         </w:tc>
@@ -156,7 +316,7 @@
           </w:tcPr>
           <w:p>
             <w:r>
-              <w:t>298</w:t>
+              <w:t>Green</w:t>
             </w:r>
           </w:p>
         </w:tc>
@@ -166,7 +326,7 @@
           </w:tcPr>
           <w:p>
             <w:r>
-              <w:t>+1.8%</w:t>
+              <w:t>+2%</w:t>
             </w:r>
           </w:p>
         </w:tc>
@@ -178,7 +338,7 @@
           </w:tcPr>
           <w:p>
             <w:r>
-              <w:t>Insurance</w:t>
+              <w:t>EBITDA (MYR bn)</w:t>
             </w:r>
           </w:p>
         </w:tc>
@@ -188,7 +348,7 @@
           </w:tcPr>
           <w:p>
             <w:r>
-              <w:t>482</w:t>
+              <w:t>1.74</w:t>
             </w:r>
           </w:p>
         </w:tc>
@@ -198,7 +358,7 @@
           </w:tcPr>
           <w:p>
             <w:r>
-              <w:t>+1.4%</w:t>
+              <w:t>1.81</w:t>
             </w:r>
           </w:p>
         </w:tc>
@@ -208,7 +368,7 @@
           </w:tcPr>
           <w:p>
             <w:r>
-              <w:t>88</w:t>
+              <w:t>Amber</w:t>
             </w:r>
           </w:p>
         </w:tc>
@@ -218,7 +378,7 @@
           </w:tcPr>
           <w:p>
             <w:r>
-              <w:t>-2.4%</w:t>
+              <w:t>-4%, margin compression</w:t>
             </w:r>
           </w:p>
         </w:tc>
@@ -230,7 +390,7 @@
           </w:tcPr>
           <w:p>
             <w:r>
-              <w:t>Property</w:t>
+              <w:t>PATAMI (MYR m)</w:t>
             </w:r>
           </w:p>
         </w:tc>
@@ -240,7 +400,7 @@
           </w:tcPr>
           <w:p>
             <w:r>
-              <w:t>412</w:t>
+              <w:t>612</w:t>
             </w:r>
           </w:p>
         </w:tc>
@@ -250,7 +410,7 @@
           </w:tcPr>
           <w:p>
             <w:r>
-              <w:t>-6.8%</w:t>
+              <w:t>640</w:t>
             </w:r>
           </w:p>
         </w:tc>
@@ -260,7 +420,7 @@
           </w:tcPr>
           <w:p>
             <w:r>
-              <w:t>72</w:t>
+              <w:t>Amber</w:t>
             </w:r>
           </w:p>
         </w:tc>
@@ -270,7 +430,7 @@
           </w:tcPr>
           <w:p>
             <w:r>
-              <w:t>-12.4%</w:t>
+              <w:t>-4%</w:t>
             </w:r>
           </w:p>
         </w:tc>
@@ -282,7 +442,7 @@
           </w:tcPr>
           <w:p>
             <w:r>
-              <w:t>Plantation</w:t>
+              <w:t>Net debt / EBITDA</w:t>
             </w:r>
           </w:p>
         </w:tc>
@@ -292,7 +452,7 @@
           </w:tcPr>
           <w:p>
             <w:r>
-              <w:t>318</w:t>
+              <w:t>2.1x</w:t>
             </w:r>
           </w:p>
         </w:tc>
@@ -302,7 +462,7 @@
           </w:tcPr>
           <w:p>
             <w:r>
-              <w:t>-14.2%</w:t>
+              <w:t>2.0x</w:t>
             </w:r>
           </w:p>
         </w:tc>
@@ -312,7 +472,7 @@
           </w:tcPr>
           <w:p>
             <w:r>
-              <w:t>38</w:t>
+              <w:t>Amber</w:t>
             </w:r>
           </w:p>
         </w:tc>
@@ -322,7 +482,7 @@
           </w:tcPr>
           <w:p>
             <w:r>
-              <w:t>-32.6%</w:t>
+              <w:t>Within appetite</w:t>
             </w:r>
           </w:p>
         </w:tc>
@@ -334,7 +494,7 @@
           </w:tcPr>
           <w:p>
             <w:r>
-              <w:t>Power</w:t>
+              <w:t>Voluntary attrition</w:t>
             </w:r>
           </w:p>
         </w:tc>
@@ -344,7 +504,7 @@
           </w:tcPr>
           <w:p>
             <w:r>
-              <w:t>418</w:t>
+              <w:t>14.2%</w:t>
             </w:r>
           </w:p>
         </w:tc>
@@ -354,7 +514,7 @@
           </w:tcPr>
           <w:p>
             <w:r>
-              <w:t>+2.6%</w:t>
+              <w:t>12.0%</w:t>
             </w:r>
           </w:p>
         </w:tc>
@@ -364,7 +524,7 @@
           </w:tcPr>
           <w:p>
             <w:r>
-              <w:t>128</w:t>
+              <w:t>Red</w:t>
             </w:r>
           </w:p>
         </w:tc>
@@ -374,7 +534,7 @@
           </w:tcPr>
           <w:p>
             <w:r>
-              <w:t>+4.2%</w:t>
+              <w:t>—</w:t>
             </w:r>
           </w:p>
         </w:tc>
@@ -386,7 +546,7 @@
           </w:tcPr>
           <w:p>
             <w:r>
-              <w:t>Retail</w:t>
+              <w:t>LTIFR</w:t>
             </w:r>
           </w:p>
         </w:tc>
@@ -396,7 +556,7 @@
           </w:tcPr>
           <w:p>
             <w:r>
-              <w:t>512</w:t>
+              <w:t>1.18</w:t>
             </w:r>
           </w:p>
         </w:tc>
@@ -406,7 +566,7 @@
           </w:tcPr>
           <w:p>
             <w:r>
-              <w:t>+1.8%</w:t>
+              <w:t>1.50</w:t>
             </w:r>
           </w:p>
         </w:tc>
@@ -416,7 +576,7 @@
           </w:tcPr>
           <w:p>
             <w:r>
-              <w:t>32</w:t>
+              <w:t>Green</w:t>
             </w:r>
           </w:p>
         </w:tc>
@@ -426,7 +586,7 @@
           </w:tcPr>
           <w:p>
             <w:r>
-              <w:t>-8.4%</w:t>
+              <w:t>Below target — improving</w:t>
             </w:r>
           </w:p>
         </w:tc>
@@ -438,7 +598,7 @@
           </w:tcPr>
           <w:p>
             <w:r>
-              <w:t>Manufacturing</w:t>
+              <w:t>NPS</w:t>
             </w:r>
           </w:p>
         </w:tc>
@@ -448,7 +608,7 @@
           </w:tcPr>
           <w:p>
             <w:r>
-              <w:t>380</w:t>
+              <w:t>+38</w:t>
             </w:r>
           </w:p>
         </w:tc>
@@ -458,7 +618,7 @@
           </w:tcPr>
           <w:p>
             <w:r>
-              <w:t>-4.6%</w:t>
+              <w:t>+35</w:t>
             </w:r>
           </w:p>
         </w:tc>
@@ -468,7 +628,7 @@
           </w:tcPr>
           <w:p>
             <w:r>
-              <w:t>-8</w:t>
+              <w:t>Green</w:t>
             </w:r>
           </w:p>
         </w:tc>
@@ -478,7 +638,7 @@
           </w:tcPr>
           <w:p>
             <w:r>
-              <w:t>NM</w:t>
+              <w:t>Improving</w:t>
             </w:r>
           </w:p>
         </w:tc>
@@ -490,7 +650,7 @@
           </w:tcPr>
           <w:p>
             <w:r>
-              <w:t>Telco</w:t>
+              <w:t>Scope 1+2 emissions (tCO2e)</w:t>
             </w:r>
           </w:p>
         </w:tc>
@@ -500,7 +660,7 @@
           </w:tcPr>
           <w:p>
             <w:r>
-              <w:t>328</w:t>
+              <w:t>-4.2% YoY</w:t>
             </w:r>
           </w:p>
         </w:tc>
@@ -510,7 +670,7 @@
           </w:tcPr>
           <w:p>
             <w:r>
-              <w:t>+2.2%</w:t>
+              <w:t>-5% YoY</w:t>
             </w:r>
           </w:p>
         </w:tc>
@@ -520,7 +680,7 @@
           </w:tcPr>
           <w:p>
             <w:r>
-              <w:t>78</w:t>
+              <w:t>Amber</w:t>
             </w:r>
           </w:p>
         </w:tc>
@@ -530,7 +690,7 @@
           </w:tcPr>
           <w:p>
             <w:r>
-              <w:t>+0.8%</w:t>
+              <w:t>On track</w:t>
             </w:r>
           </w:p>
         </w:tc>
@@ -542,7 +702,7 @@
           </w:tcPr>
           <w:p>
             <w:r>
-              <w:t>Logistics</w:t>
+              <w:t>Cyber maturity score</w:t>
             </w:r>
           </w:p>
         </w:tc>
@@ -552,7 +712,7 @@
           </w:tcPr>
           <w:p>
             <w:r>
-              <w:t>62</w:t>
+              <w:t>3.4 / 5</w:t>
             </w:r>
           </w:p>
         </w:tc>
@@ -562,7 +722,7 @@
           </w:tcPr>
           <w:p>
             <w:r>
-              <w:t>+8.4%</w:t>
+              <w:t>3.5 / 5</w:t>
             </w:r>
           </w:p>
         </w:tc>
@@ -572,7 +732,7 @@
           </w:tcPr>
           <w:p>
             <w:r>
-              <w:t>16</w:t>
+              <w:t>Amber</w:t>
             </w:r>
           </w:p>
         </w:tc>
@@ -582,95 +742,19 @@
           </w:tcPr>
           <w:p>
             <w:r>
-              <w:t>+12.4%</w:t>
+              <w:t>Close to target</w:t>
             </w:r>
           </w:p>
         </w:tc>
       </w:tr>
     </w:tbl>
     <w:p>
-      <w:pPr>
-        <w:pStyle w:val="Heading1"/>
-      </w:pPr>
       <w:r>
-        <w:t>3. Capital and treasury</w:t>
-      </w:r>
-    </w:p>
-    <w:p>
-      <w:r>
-        <w:t>Net debt / EBITDA closed at 2.18x (covenant 3.50x). Average cost of debt 4.62%. FX exposure: USD 412M net short, hedged 78%. Refinancing schedule for FY2026 is fully covered; FY2027 has MYR 1.2B maturity to address by H1.</w:t>
-      </w:r>
-    </w:p>
-    <w:p>
-      <w:pPr>
-        <w:pStyle w:val="Heading1"/>
-      </w:pPr>
-      <w:r>
-        <w:t>4. Strategic agenda - April update</w:t>
-      </w:r>
-    </w:p>
-    <w:p>
-      <w:pPr>
-        <w:pStyle w:val="ListBullet"/>
-      </w:pPr>
-      <w:r>
-        <w:t>ZAVA FORWARD 2030 - Pillar 2 (digital) is on track; Pillar 4 (energy transition) slipped 6 weeks</w:t>
-      </w:r>
-    </w:p>
-    <w:p>
-      <w:pPr>
-        <w:pStyle w:val="ListBullet"/>
-      </w:pPr>
-      <w:r>
-        <w:t>Bandar Zava Phase 2 launch is confirmed for 15 June</w:t>
-      </w:r>
-    </w:p>
-    <w:p>
-      <w:pPr>
-        <w:pStyle w:val="ListBullet"/>
-      </w:pPr>
-      <w:r>
-        <w:t>Cendana Power acquisition - SPA signing targeted for end-May</w:t>
-      </w:r>
-    </w:p>
-    <w:p>
-      <w:pPr>
-        <w:pStyle w:val="ListBullet"/>
-      </w:pPr>
-      <w:r>
-        <w:t>Group AI office: 14 deployed agents, 38 in pipeline</w:t>
-      </w:r>
-    </w:p>
-    <w:p>
-      <w:pPr>
-        <w:pStyle w:val="Heading1"/>
-      </w:pPr>
-      <w:r>
-        <w:t>5. Risks raised at GMC this month</w:t>
-      </w:r>
-    </w:p>
-    <w:p>
-      <w:pPr>
-        <w:pStyle w:val="ListBullet"/>
-      </w:pPr>
-      <w:r>
-        <w:t>CPO price spike risk to Plantation margins (downside MYR 28M Q4)</w:t>
-      </w:r>
-    </w:p>
-    <w:p>
-      <w:pPr>
-        <w:pStyle w:val="ListBullet"/>
-      </w:pPr>
-      <w:r>
-        <w:t>BNM stress test results expected end-May - Banking liaison ready</w:t>
-      </w:r>
-    </w:p>
-    <w:p>
-      <w:pPr>
-        <w:pStyle w:val="ListBullet"/>
-      </w:pPr>
-      <w:r>
-        <w:t>Cyber-security: 1 ransomware attempt foiled by SOC; tabletop scheduled</w:t>
+        <w:rPr>
+          <w:b w:val="0"/>
+          <w:i/>
+        </w:rPr>
+        <w:t>Submitted by: Hadar Caspit, Group CFO (on behalf of Group CEO) · 2026-05-15</w:t>
       </w:r>
     </w:p>
     <w:sectPr>
@@ -1047,7 +1131,7 @@
     <w:qFormat/>
     <w:rsid w:val="00FC693F"/>
     <w:rPr>
-      <w:rFonts w:ascii="Aptos" w:hAnsi="Aptos"/>
+      <w:rFonts w:ascii="Calibri" w:hAnsi="Calibri"/>
       <w:sz w:val="22"/>
     </w:rPr>
   </w:style>

--- a/files/CEO_Report.docx
+++ b/files/CEO_Report.docx
@@ -4,199 +4,298 @@
   <w:body>
     <w:p>
       <w:pPr>
-        <w:pStyle w:val="Heading1"/>
+        <w:jc w:val="left"/>
       </w:pPr>
       <w:r>
         <w:rPr>
-          <w:color w:val="0F4C81"/>
+          <w:b/>
+          <w:color w:val="6B7280"/>
+          <w:sz w:val="18"/>
         </w:rPr>
-        <w:t>Group CEO Report to the Board</w:t>
-      </w:r>
-    </w:p>
-    <w:p>
-      <w:r>
-        <w:rPr>
-          <w:i/>
-          <w:color w:val="6B7280"/>
-        </w:rPr>
-        <w:t>Zava Conglomerate · Q1 FY2026 (Jan-Mar 2026) · Board Meeting 2026-05-22</w:t>
+        <w:t>ZAVA CONGLOMERATE</w:t>
       </w:r>
     </w:p>
     <w:p>
       <w:pPr>
-        <w:pStyle w:val="Heading2"/>
+        <w:spacing w:after="40"/>
       </w:pPr>
       <w:r>
         <w:rPr>
-          <w:color w:val="1F2937"/>
+          <w:b/>
+          <w:color w:val="1F2D55"/>
+          <w:sz w:val="44"/>
         </w:rPr>
-        <w:t>1. Headline Performance</w:t>
-      </w:r>
-    </w:p>
-    <w:p>
-      <w:r>
-        <w:rPr>
-          <w:b w:val="0"/>
-          <w:i w:val="0"/>
-        </w:rPr>
-        <w:t>Group revenue MYR 11.2bn (+8% YoY, +2% vs plan). Group EBITDA MYR 1.74bn (15.5% margin, -40bps vs plan). PATAMI MYR 612m. Free cash flow MYR 480m. Net debt / EBITDA stable at 2.1x.</w:t>
-      </w:r>
-    </w:p>
-    <w:p>
-      <w:r>
-        <w:rPr>
-          <w:b w:val="0"/>
-          <w:i w:val="0"/>
-        </w:rPr>
-        <w:t>Three of eleven divisions are tracking below plan (Banking — credit cycle headwind; Plantation — fresh-fruit-bunch price softness; Property — slow take-up). Other eight divisions on or ahead of plan.</w:t>
+        <w:t>CEO Report</w:t>
       </w:r>
     </w:p>
     <w:p>
       <w:pPr>
-        <w:pStyle w:val="Heading2"/>
+        <w:spacing w:after="200"/>
       </w:pPr>
       <w:r>
         <w:rPr>
-          <w:color w:val="1F2937"/>
+          <w:i/>
+          <w:color w:val="4B5B7C"/>
+          <w:sz w:val="22"/>
         </w:rPr>
-        <w:t>2. Strategic Highlights</w:t>
+        <w:t>Report · Internal Distribution</w:t>
       </w:r>
     </w:p>
     <w:p>
       <w:pPr>
-        <w:pStyle w:val="ListBullet"/>
+        <w:spacing w:after="40"/>
       </w:pPr>
       <w:r>
-        <w:t>Project Hawthorn (M&amp;A target — industrial digital solutions) progressed to confirmatory DD. Indicative EV MYR 720-780M.</w:t>
+        <w:rPr>
+          <w:b/>
+          <w:color w:val="1F2D55"/>
+          <w:sz w:val="20"/>
+        </w:rPr>
+        <w:t xml:space="preserve">Report reference:  </w:t>
+      </w:r>
+      <w:r>
+        <w:rPr>
+          <w:sz w:val="20"/>
+        </w:rPr>
+        <w:t>REP-2026-966</w:t>
       </w:r>
     </w:p>
     <w:p>
       <w:pPr>
-        <w:pStyle w:val="ListBullet"/>
+        <w:spacing w:after="40"/>
       </w:pPr>
       <w:r>
-        <w:t>Group Operational Resilience Framework draft tabled to Risk Committee on 2026-04-18; Board approval requested at this meeting (Item 7).</w:t>
+        <w:rPr>
+          <w:b/>
+          <w:color w:val="1F2D55"/>
+          <w:sz w:val="20"/>
+        </w:rPr>
+        <w:t xml:space="preserve">Prepared for:  </w:t>
+      </w:r>
+      <w:r>
+        <w:rPr>
+          <w:sz w:val="20"/>
+        </w:rPr>
+        <w:t>Group Executive Committee</w:t>
       </w:r>
     </w:p>
     <w:p>
       <w:pPr>
-        <w:pStyle w:val="ListBullet"/>
+        <w:spacing w:after="40"/>
       </w:pPr>
       <w:r>
-        <w:t>Sustainability — Scope-1 + Scope-2 emissions reduced 4.2% YoY; Scope-3 measurement scope expanded to 11 of 11 divisions.</w:t>
+        <w:rPr>
+          <w:b/>
+          <w:color w:val="1F2D55"/>
+          <w:sz w:val="20"/>
+        </w:rPr>
+        <w:t xml:space="preserve">Prepared by:  </w:t>
+      </w:r>
+      <w:r>
+        <w:rPr>
+          <w:sz w:val="20"/>
+        </w:rPr>
+        <w:t>Group Strategy &amp; Insights team</w:t>
       </w:r>
     </w:p>
     <w:p>
       <w:pPr>
-        <w:pStyle w:val="ListBullet"/>
+        <w:spacing w:after="40"/>
       </w:pPr>
       <w:r>
-        <w:t>Digital — 24-workload cloud RFP shortlist tabled (Item 9). Decision target Q3 2026.</w:t>
+        <w:rPr>
+          <w:b/>
+          <w:color w:val="1F2D55"/>
+          <w:sz w:val="20"/>
+        </w:rPr>
+        <w:t xml:space="preserve">Issue date:  </w:t>
+      </w:r>
+      <w:r>
+        <w:rPr>
+          <w:sz w:val="20"/>
+        </w:rPr>
+        <w:t>11 May 2026</w:t>
       </w:r>
     </w:p>
     <w:p>
       <w:pPr>
-        <w:pStyle w:val="ListBullet"/>
+        <w:spacing w:after="40"/>
       </w:pPr>
       <w:r>
-        <w:t>3 senior leadership appointments made — Group CTO, Head of Cyber, Head of Cross-Border M&amp;A.</w:t>
+        <w:rPr>
+          <w:b/>
+          <w:color w:val="1F2D55"/>
+          <w:sz w:val="20"/>
+        </w:rPr>
+        <w:t xml:space="preserve">Period covered:  </w:t>
+      </w:r>
+      <w:r>
+        <w:rPr>
+          <w:sz w:val="20"/>
+        </w:rPr>
+        <w:t>1 January 2026 – 30 April 2026</w:t>
       </w:r>
     </w:p>
     <w:p>
       <w:pPr>
-        <w:pStyle w:val="Heading2"/>
+        <w:spacing w:after="40"/>
       </w:pPr>
       <w:r>
         <w:rPr>
-          <w:color w:val="1F2937"/>
+          <w:b/>
+          <w:color w:val="1F2D55"/>
+          <w:sz w:val="20"/>
         </w:rPr>
-        <w:t>3. Material Risks</w:t>
+        <w:t xml:space="preserve">Classification:  </w:t>
+      </w:r>
+      <w:r>
+        <w:rPr>
+          <w:sz w:val="20"/>
+        </w:rPr>
+        <w:t>Confidential</w:t>
       </w:r>
     </w:p>
     <w:p>
       <w:pPr>
-        <w:pStyle w:val="ListBullet"/>
+        <w:spacing w:after="40"/>
       </w:pPr>
       <w:r>
-        <w:t>Regulatory — Op Resilience Circular 2026 effective Oct 2026; remediation plan being executed (3 of 12 obligations not yet started).</w:t>
+        <w:rPr>
+          <w:b/>
+          <w:color w:val="1F2D55"/>
+          <w:sz w:val="20"/>
+        </w:rPr>
+        <w:t xml:space="preserve">Source file:  </w:t>
+      </w:r>
+      <w:r>
+        <w:rPr>
+          <w:sz w:val="20"/>
+        </w:rPr>
+        <w:t>CEO_Report.docx</w:t>
       </w:r>
     </w:p>
     <w:p>
       <w:pPr>
-        <w:pStyle w:val="ListBullet"/>
+        <w:spacing w:before="240" w:after="80"/>
       </w:pPr>
       <w:r>
-        <w:t>Geo-political — heightened cross-border tax scrutiny; transfer-pricing documentation refresh underway.</w:t>
+        <w:rPr>
+          <w:b/>
+          <w:color w:val="1F2D55"/>
+          <w:sz w:val="26"/>
+        </w:rPr>
+        <w:t>Executive summary</w:t>
       </w:r>
     </w:p>
     <w:p>
       <w:pPr>
-        <w:pStyle w:val="ListBullet"/>
+        <w:spacing w:after="80"/>
       </w:pPr>
       <w:r>
-        <w:t>People — voluntary attrition at 14.2% Group-wide (above target 12%); retention programme refreshed.</w:t>
+        <w:rPr>
+          <w:i w:val="0"/>
+          <w:sz w:val="20"/>
+        </w:rPr>
+        <w:t>This report (CEO Report) consolidates the findings of the cross-functional review conducted over the past quarter. It draws on transactional data, management interviews, competitor benchmarks and a peer-group analysis. The key finding is that the underlying business is performing strongly in two of the three priority dimensions assessed; the third area requires focused intervention. Eight specific recommendations are made; all are actionable within the current planning cycle.</w:t>
       </w:r>
     </w:p>
     <w:p>
       <w:pPr>
-        <w:pStyle w:val="ListBullet"/>
+        <w:spacing w:after="80"/>
       </w:pPr>
       <w:r>
-        <w:t>Climate — physical-risk assessment for 7 plantation estates flagged Amber for flood/extreme-weather; mitigation plan in train.</w:t>
+        <w:rPr>
+          <w:i w:val="0"/>
+          <w:sz w:val="20"/>
+        </w:rPr>
+        <w:t>Three takeaways for the leadership team: (1) the strategic direction set in FY2024 remains valid and is broadly delivering; (2) execution discipline at the divisional level is the principal constraint, not strategy or capital; (3) two divisions warrant active portfolio decisions in the next 6-12 months.</w:t>
       </w:r>
     </w:p>
     <w:p>
       <w:pPr>
-        <w:pStyle w:val="Heading2"/>
+        <w:spacing w:before="240" w:after="80"/>
       </w:pPr>
       <w:r>
         <w:rPr>
-          <w:color w:val="1F2937"/>
+          <w:b/>
+          <w:color w:val="1F2D55"/>
+          <w:sz w:val="26"/>
         </w:rPr>
-        <w:t>4. Asks of the Board</w:t>
+        <w:t>1. Background and methodology</w:t>
       </w:r>
     </w:p>
     <w:p>
       <w:pPr>
-        <w:pStyle w:val="ListBullet"/>
+        <w:spacing w:after="80"/>
       </w:pPr>
       <w:r>
-        <w:t>Approval — Group Operational Resilience Framework (Item 7)</w:t>
+        <w:rPr>
+          <w:i w:val="0"/>
+          <w:sz w:val="20"/>
+        </w:rPr>
+        <w:t>The review was commissioned by the GroupExCo at the February 2026 meeting. Scope covered the 11 operating divisions and the 9 Group functions, with data drawn from the period 1 Jan – 30 Apr 2026. Methods deployed: 47 management interviews; financial-data extraction from SAP S/4HANA; competitor benchmarks sourced from S&amp;P Capital IQ; peer-group analysis using 12 ASEAN conglomerates and 6 global multi-industry comparators.</w:t>
       </w:r>
     </w:p>
     <w:p>
       <w:pPr>
-        <w:pStyle w:val="ListBullet"/>
+        <w:spacing w:before="240" w:after="80"/>
       </w:pPr>
       <w:r>
-        <w:t>Approval — Cloud Modernisation vendor selection (Item 9)</w:t>
+        <w:rPr>
+          <w:b/>
+          <w:color w:val="1F2D55"/>
+          <w:sz w:val="26"/>
+        </w:rPr>
+        <w:t>2. Key findings</w:t>
       </w:r>
     </w:p>
     <w:p>
       <w:pPr>
-        <w:pStyle w:val="ListBullet"/>
+        <w:spacing w:after="80"/>
       </w:pPr>
       <w:r>
-        <w:t>Approval — FY2026 Half-Year Dividend (Item 12)</w:t>
+        <w:rPr>
+          <w:i w:val="0"/>
+          <w:sz w:val="20"/>
+        </w:rPr>
+        <w:t>Finding 1 — Strategic focus is sharper than 24 months ago. The portfolio has been simplified: two non-core units divested, three new growth platforms set up, and capital allocation rules clarified. The proportion of capital deployed in growth divisions has risen from 41% to 56% over the period. (Source: Treasury capital-allocation log.)</w:t>
       </w:r>
     </w:p>
     <w:p>
       <w:pPr>
-        <w:pStyle w:val="ListBullet"/>
+        <w:spacing w:after="80"/>
       </w:pPr>
       <w:r>
-        <w:t>Discussion — Project Hawthorn Q3/Q4 decision points</w:t>
+        <w:rPr>
+          <w:i w:val="0"/>
+          <w:sz w:val="20"/>
+        </w:rPr>
+        <w:t>Finding 2 — Operational performance varies widely. Top-quartile divisions are competitive with global best-in-class on key KPIs (margin, asset turnover, working-capital cycle). Bottom-quartile divisions trail benchmark by 200-400 bps on operating margin and 14-26 days on cash conversion. The gap is largely explained by execution maturity, not market structure.</w:t>
       </w:r>
     </w:p>
     <w:p>
       <w:pPr>
-        <w:pStyle w:val="Heading2"/>
+        <w:spacing w:after="80"/>
       </w:pPr>
       <w:r>
         <w:rPr>
-          <w:color w:val="1F2937"/>
+          <w:i w:val="0"/>
+          <w:sz w:val="20"/>
         </w:rPr>
-        <w:t>5. Q1 KPI Scorecard</w:t>
+        <w:t>Finding 3 — Digital and data foundations are emerging. The migration to S/4HANA is 78% complete; two divisions remain on legacy ERP. Data-quality indices have improved 22% YoY but remain below the 90% threshold required for confident automation. Self-service analytics adoption: 31% of management users (target 70% by end-FY).</w:t>
+      </w:r>
+    </w:p>
+    <w:p>
+      <w:pPr>
+        <w:spacing w:before="240" w:after="80"/>
+      </w:pPr>
+      <w:r>
+        <w:rPr>
+          <w:b/>
+          <w:color w:val="1F2D55"/>
+          <w:sz w:val="26"/>
+        </w:rPr>
+        <w:t>3. Quantified evidence</w:t>
       </w:r>
     </w:p>
     <w:tbl>
@@ -216,65 +315,80 @@
         <w:tc>
           <w:tcPr>
             <w:tcW w:type="dxa" w:w="1728"/>
+            <w:shd w:val="clear" w:color="auto" w:fill="1F2D55"/>
           </w:tcPr>
           <w:p>
             <w:r>
               <w:rPr>
                 <w:b/>
+                <w:color w:val="FFFFFF"/>
+                <w:sz w:val="18"/>
               </w:rPr>
-              <w:t>Metric</w:t>
+              <w:t>Indicator</w:t>
             </w:r>
           </w:p>
         </w:tc>
         <w:tc>
           <w:tcPr>
             <w:tcW w:type="dxa" w:w="1728"/>
+            <w:shd w:val="clear" w:color="auto" w:fill="1F2D55"/>
           </w:tcPr>
           <w:p>
             <w:r>
               <w:rPr>
                 <w:b/>
+                <w:color w:val="FFFFFF"/>
+                <w:sz w:val="18"/>
               </w:rPr>
-              <w:t>Actual</w:t>
+              <w:t>Bottom-quartile</w:t>
             </w:r>
           </w:p>
         </w:tc>
         <w:tc>
           <w:tcPr>
             <w:tcW w:type="dxa" w:w="1728"/>
+            <w:shd w:val="clear" w:color="auto" w:fill="1F2D55"/>
           </w:tcPr>
           <w:p>
             <w:r>
               <w:rPr>
                 <w:b/>
+                <w:color w:val="FFFFFF"/>
+                <w:sz w:val="18"/>
               </w:rPr>
-              <w:t>Plan</w:t>
+              <w:t>Group avg</w:t>
             </w:r>
           </w:p>
         </w:tc>
         <w:tc>
           <w:tcPr>
             <w:tcW w:type="dxa" w:w="1728"/>
+            <w:shd w:val="clear" w:color="auto" w:fill="1F2D55"/>
           </w:tcPr>
           <w:p>
             <w:r>
               <w:rPr>
                 <w:b/>
+                <w:color w:val="FFFFFF"/>
+                <w:sz w:val="18"/>
               </w:rPr>
-              <w:t>Status</w:t>
+              <w:t>Top-quartile</w:t>
             </w:r>
           </w:p>
         </w:tc>
         <w:tc>
           <w:tcPr>
             <w:tcW w:type="dxa" w:w="1728"/>
+            <w:shd w:val="clear" w:color="auto" w:fill="1F2D55"/>
           </w:tcPr>
           <w:p>
             <w:r>
               <w:rPr>
                 <w:b/>
+                <w:color w:val="FFFFFF"/>
+                <w:sz w:val="18"/>
               </w:rPr>
-              <w:t>Comment</w:t>
+              <w:t>Best-in-class peer</w:t>
             </w:r>
           </w:p>
         </w:tc>
@@ -286,7 +400,10 @@
           </w:tcPr>
           <w:p>
             <w:r>
-              <w:t>Revenue (MYR bn)</w:t>
+              <w:rPr>
+                <w:sz w:val="18"/>
+              </w:rPr>
+              <w:t>EBITDA margin %</w:t>
             </w:r>
           </w:p>
         </w:tc>
@@ -296,7 +413,10 @@
           </w:tcPr>
           <w:p>
             <w:r>
-              <w:t>11.2</w:t>
+              <w:rPr>
+                <w:sz w:val="18"/>
+              </w:rPr>
+              <w:t>9.7</w:t>
             </w:r>
           </w:p>
         </w:tc>
@@ -306,7 +426,10 @@
           </w:tcPr>
           <w:p>
             <w:r>
-              <w:t>11.0</w:t>
+              <w:rPr>
+                <w:sz w:val="18"/>
+              </w:rPr>
+              <w:t>15.6</w:t>
             </w:r>
           </w:p>
         </w:tc>
@@ -316,7 +439,10 @@
           </w:tcPr>
           <w:p>
             <w:r>
-              <w:t>Green</w:t>
+              <w:rPr>
+                <w:sz w:val="18"/>
+              </w:rPr>
+              <w:t>22.5</w:t>
             </w:r>
           </w:p>
         </w:tc>
@@ -326,7 +452,10 @@
           </w:tcPr>
           <w:p>
             <w:r>
-              <w:t>+2%</w:t>
+              <w:rPr>
+                <w:sz w:val="18"/>
+              </w:rPr>
+              <w:t>27.4</w:t>
             </w:r>
           </w:p>
         </w:tc>
@@ -338,7 +467,10 @@
           </w:tcPr>
           <w:p>
             <w:r>
-              <w:t>EBITDA (MYR bn)</w:t>
+              <w:rPr>
+                <w:sz w:val="18"/>
+              </w:rPr>
+              <w:t>Cash conversion %</w:t>
             </w:r>
           </w:p>
         </w:tc>
@@ -348,7 +480,10 @@
           </w:tcPr>
           <w:p>
             <w:r>
-              <w:t>1.74</w:t>
+              <w:rPr>
+                <w:sz w:val="18"/>
+              </w:rPr>
+              <w:t>62</w:t>
             </w:r>
           </w:p>
         </w:tc>
@@ -358,7 +493,10 @@
           </w:tcPr>
           <w:p>
             <w:r>
-              <w:t>1.81</w:t>
+              <w:rPr>
+                <w:sz w:val="18"/>
+              </w:rPr>
+              <w:t>84</w:t>
             </w:r>
           </w:p>
         </w:tc>
@@ -368,7 +506,10 @@
           </w:tcPr>
           <w:p>
             <w:r>
-              <w:t>Amber</w:t>
+              <w:rPr>
+                <w:sz w:val="18"/>
+              </w:rPr>
+              <w:t>104</w:t>
             </w:r>
           </w:p>
         </w:tc>
@@ -378,7 +519,10 @@
           </w:tcPr>
           <w:p>
             <w:r>
-              <w:t>-4%, margin compression</w:t>
+              <w:rPr>
+                <w:sz w:val="18"/>
+              </w:rPr>
+              <w:t>112</w:t>
             </w:r>
           </w:p>
         </w:tc>
@@ -390,7 +534,10 @@
           </w:tcPr>
           <w:p>
             <w:r>
-              <w:t>PATAMI (MYR m)</w:t>
+              <w:rPr>
+                <w:sz w:val="18"/>
+              </w:rPr>
+              <w:t>Working-capital days</w:t>
             </w:r>
           </w:p>
         </w:tc>
@@ -400,7 +547,10 @@
           </w:tcPr>
           <w:p>
             <w:r>
-              <w:t>612</w:t>
+              <w:rPr>
+                <w:sz w:val="18"/>
+              </w:rPr>
+              <w:t>78</w:t>
             </w:r>
           </w:p>
         </w:tc>
@@ -410,7 +560,10 @@
           </w:tcPr>
           <w:p>
             <w:r>
-              <w:t>640</w:t>
+              <w:rPr>
+                <w:sz w:val="18"/>
+              </w:rPr>
+              <w:t>54</w:t>
             </w:r>
           </w:p>
         </w:tc>
@@ -420,7 +573,10 @@
           </w:tcPr>
           <w:p>
             <w:r>
-              <w:t>Amber</w:t>
+              <w:rPr>
+                <w:sz w:val="18"/>
+              </w:rPr>
+              <w:t>38</w:t>
             </w:r>
           </w:p>
         </w:tc>
@@ -430,7 +586,10 @@
           </w:tcPr>
           <w:p>
             <w:r>
-              <w:t>-4%</w:t>
+              <w:rPr>
+                <w:sz w:val="18"/>
+              </w:rPr>
+              <w:t>32</w:t>
             </w:r>
           </w:p>
         </w:tc>
@@ -442,7 +601,10 @@
           </w:tcPr>
           <w:p>
             <w:r>
-              <w:t>Net debt / EBITDA</w:t>
+              <w:rPr>
+                <w:sz w:val="18"/>
+              </w:rPr>
+              <w:t>Customer NPS</w:t>
             </w:r>
           </w:p>
         </w:tc>
@@ -452,7 +614,10 @@
           </w:tcPr>
           <w:p>
             <w:r>
-              <w:t>2.1x</w:t>
+              <w:rPr>
+                <w:sz w:val="18"/>
+              </w:rPr>
+              <w:t>12</w:t>
             </w:r>
           </w:p>
         </w:tc>
@@ -462,7 +627,10 @@
           </w:tcPr>
           <w:p>
             <w:r>
-              <w:t>2.0x</w:t>
+              <w:rPr>
+                <w:sz w:val="18"/>
+              </w:rPr>
+              <w:t>34</w:t>
             </w:r>
           </w:p>
         </w:tc>
@@ -472,7 +640,10 @@
           </w:tcPr>
           <w:p>
             <w:r>
-              <w:t>Amber</w:t>
+              <w:rPr>
+                <w:sz w:val="18"/>
+              </w:rPr>
+              <w:t>58</w:t>
             </w:r>
           </w:p>
         </w:tc>
@@ -482,7 +653,10 @@
           </w:tcPr>
           <w:p>
             <w:r>
-              <w:t>Within appetite</w:t>
+              <w:rPr>
+                <w:sz w:val="18"/>
+              </w:rPr>
+              <w:t>64</w:t>
             </w:r>
           </w:p>
         </w:tc>
@@ -494,7 +668,10 @@
           </w:tcPr>
           <w:p>
             <w:r>
-              <w:t>Voluntary attrition</w:t>
+              <w:rPr>
+                <w:sz w:val="18"/>
+              </w:rPr>
+              <w:t>Employee engagement</w:t>
             </w:r>
           </w:p>
         </w:tc>
@@ -504,7 +681,10 @@
           </w:tcPr>
           <w:p>
             <w:r>
-              <w:t>14.2%</w:t>
+              <w:rPr>
+                <w:sz w:val="18"/>
+              </w:rPr>
+              <w:t>57%</w:t>
             </w:r>
           </w:p>
         </w:tc>
@@ -514,7 +694,10 @@
           </w:tcPr>
           <w:p>
             <w:r>
-              <w:t>12.0%</w:t>
+              <w:rPr>
+                <w:sz w:val="18"/>
+              </w:rPr>
+              <w:t>71%</w:t>
             </w:r>
           </w:p>
         </w:tc>
@@ -524,7 +707,10 @@
           </w:tcPr>
           <w:p>
             <w:r>
-              <w:t>Red</w:t>
+              <w:rPr>
+                <w:sz w:val="18"/>
+              </w:rPr>
+              <w:t>82%</w:t>
             </w:r>
           </w:p>
         </w:tc>
@@ -534,7 +720,10 @@
           </w:tcPr>
           <w:p>
             <w:r>
-              <w:t>—</w:t>
+              <w:rPr>
+                <w:sz w:val="18"/>
+              </w:rPr>
+              <w:t>84%</w:t>
             </w:r>
           </w:p>
         </w:tc>
@@ -546,7 +735,10 @@
           </w:tcPr>
           <w:p>
             <w:r>
-              <w:t>LTIFR</w:t>
+              <w:rPr>
+                <w:sz w:val="18"/>
+              </w:rPr>
+              <w:t>Process automation %</w:t>
             </w:r>
           </w:p>
         </w:tc>
@@ -556,7 +748,10 @@
           </w:tcPr>
           <w:p>
             <w:r>
-              <w:t>1.18</w:t>
+              <w:rPr>
+                <w:sz w:val="18"/>
+              </w:rPr>
+              <w:t>21</w:t>
             </w:r>
           </w:p>
         </w:tc>
@@ -566,7 +761,10 @@
           </w:tcPr>
           <w:p>
             <w:r>
-              <w:t>1.50</w:t>
+              <w:rPr>
+                <w:sz w:val="18"/>
+              </w:rPr>
+              <w:t>44</w:t>
             </w:r>
           </w:p>
         </w:tc>
@@ -576,7 +774,10 @@
           </w:tcPr>
           <w:p>
             <w:r>
-              <w:t>Green</w:t>
+              <w:rPr>
+                <w:sz w:val="18"/>
+              </w:rPr>
+              <w:t>68</w:t>
             </w:r>
           </w:p>
         </w:tc>
@@ -586,7 +787,10 @@
           </w:tcPr>
           <w:p>
             <w:r>
-              <w:t>Below target — improving</w:t>
+              <w:rPr>
+                <w:sz w:val="18"/>
+              </w:rPr>
+              <w:t>74</w:t>
             </w:r>
           </w:p>
         </w:tc>
@@ -598,7 +802,10 @@
           </w:tcPr>
           <w:p>
             <w:r>
-              <w:t>NPS</w:t>
+              <w:rPr>
+                <w:sz w:val="18"/>
+              </w:rPr>
+              <w:t>Decision-cycle days</w:t>
             </w:r>
           </w:p>
         </w:tc>
@@ -608,7 +815,10 @@
           </w:tcPr>
           <w:p>
             <w:r>
-              <w:t>+38</w:t>
+              <w:rPr>
+                <w:sz w:val="18"/>
+              </w:rPr>
+              <w:t>21</w:t>
             </w:r>
           </w:p>
         </w:tc>
@@ -618,7 +828,10 @@
           </w:tcPr>
           <w:p>
             <w:r>
-              <w:t>+35</w:t>
+              <w:rPr>
+                <w:sz w:val="18"/>
+              </w:rPr>
+              <w:t>11</w:t>
             </w:r>
           </w:p>
         </w:tc>
@@ -628,7 +841,10 @@
           </w:tcPr>
           <w:p>
             <w:r>
-              <w:t>Green</w:t>
+              <w:rPr>
+                <w:sz w:val="18"/>
+              </w:rPr>
+              <w:t>5</w:t>
             </w:r>
           </w:p>
         </w:tc>
@@ -638,7 +854,10 @@
           </w:tcPr>
           <w:p>
             <w:r>
-              <w:t>Improving</w:t>
+              <w:rPr>
+                <w:sz w:val="18"/>
+              </w:rPr>
+              <w:t>4</w:t>
             </w:r>
           </w:p>
         </w:tc>
@@ -650,7 +869,10 @@
           </w:tcPr>
           <w:p>
             <w:r>
-              <w:t>Scope 1+2 emissions (tCO2e)</w:t>
+              <w:rPr>
+                <w:sz w:val="18"/>
+              </w:rPr>
+              <w:t>IT incident MTTR (hrs)</w:t>
             </w:r>
           </w:p>
         </w:tc>
@@ -660,7 +882,10 @@
           </w:tcPr>
           <w:p>
             <w:r>
-              <w:t>-4.2% YoY</w:t>
+              <w:rPr>
+                <w:sz w:val="18"/>
+              </w:rPr>
+              <w:t>9.4</w:t>
             </w:r>
           </w:p>
         </w:tc>
@@ -670,7 +895,10 @@
           </w:tcPr>
           <w:p>
             <w:r>
-              <w:t>-5% YoY</w:t>
+              <w:rPr>
+                <w:sz w:val="18"/>
+              </w:rPr>
+              <w:t>3.2</w:t>
             </w:r>
           </w:p>
         </w:tc>
@@ -680,7 +908,10 @@
           </w:tcPr>
           <w:p>
             <w:r>
-              <w:t>Amber</w:t>
+              <w:rPr>
+                <w:sz w:val="18"/>
+              </w:rPr>
+              <w:t>1.1</w:t>
             </w:r>
           </w:p>
         </w:tc>
@@ -690,7 +921,316 @@
           </w:tcPr>
           <w:p>
             <w:r>
-              <w:t>On track</w:t>
+              <w:rPr>
+                <w:sz w:val="18"/>
+              </w:rPr>
+              <w:t>0.8</w:t>
+            </w:r>
+          </w:p>
+        </w:tc>
+      </w:tr>
+    </w:tbl>
+    <w:p>
+      <w:pPr>
+        <w:spacing w:before="240" w:after="80"/>
+      </w:pPr>
+      <w:r>
+        <w:rPr>
+          <w:b/>
+          <w:color w:val="1F2D55"/>
+          <w:sz w:val="26"/>
+        </w:rPr>
+        <w:t>4. Deep-dive observations</w:t>
+      </w:r>
+    </w:p>
+    <w:p>
+      <w:pPr>
+        <w:spacing w:before="160" w:after="40"/>
+      </w:pPr>
+      <w:r>
+        <w:rPr>
+          <w:b/>
+          <w:color w:val="4B5B7C"/>
+          <w:sz w:val="22"/>
+        </w:rPr>
+        <w:t>4.1 Portfolio composition</w:t>
+      </w:r>
+    </w:p>
+    <w:p>
+      <w:pPr>
+        <w:spacing w:after="80"/>
+      </w:pPr>
+      <w:r>
+        <w:rPr>
+          <w:i w:val="0"/>
+          <w:sz w:val="20"/>
+        </w:rPr>
+        <w:t>The portfolio has the right shape but the wrong weights. Banking and Property together account for 58% of capital but only 41% of normalised profit. Industrial Manufacturing and Healthcare Services together account for 26% of capital but 38% of normalised profit. Recommend portfolio re-balancing over a 24-month horizon: targeted capital release from non-core property assets, redeployed into growth platforms in Healthcare Services and Industrial Manufacturing.</w:t>
+      </w:r>
+    </w:p>
+    <w:p>
+      <w:pPr>
+        <w:spacing w:before="160" w:after="40"/>
+      </w:pPr>
+      <w:r>
+        <w:rPr>
+          <w:b/>
+          <w:color w:val="4B5B7C"/>
+          <w:sz w:val="22"/>
+        </w:rPr>
+        <w:t>4.2 Operating model</w:t>
+      </w:r>
+    </w:p>
+    <w:p>
+      <w:pPr>
+        <w:spacing w:after="80"/>
+      </w:pPr>
+      <w:r>
+        <w:rPr>
+          <w:i w:val="0"/>
+          <w:sz w:val="20"/>
+        </w:rPr>
+        <w:t>Shared-service penetration is 53%; below the 70% benchmark. Three Group functions operate largely separately at the divisional level: Procurement, IT, and HR Operations. Consolidation could release MYR 180-240m annual run-rate by FY2028 but requires careful change management.</w:t>
+      </w:r>
+    </w:p>
+    <w:p>
+      <w:pPr>
+        <w:spacing w:before="160" w:after="40"/>
+      </w:pPr>
+      <w:r>
+        <w:rPr>
+          <w:b/>
+          <w:color w:val="4B5B7C"/>
+          <w:sz w:val="22"/>
+        </w:rPr>
+        <w:t>4.3 Talent and capability</w:t>
+      </w:r>
+    </w:p>
+    <w:p>
+      <w:pPr>
+        <w:spacing w:after="80"/>
+      </w:pPr>
+      <w:r>
+        <w:rPr>
+          <w:i w:val="0"/>
+          <w:sz w:val="20"/>
+        </w:rPr>
+        <w:t>Senior-leadership bench strength has improved but key gaps remain in two divisions (Banking digital; Insurance bancassurance). Talent attrition at top-talent grades is 11%, marginally above benchmark; key driver: external competition for digital talent at MYR 18-32k/month band.</w:t>
+      </w:r>
+    </w:p>
+    <w:p>
+      <w:pPr>
+        <w:spacing w:before="240" w:after="80"/>
+      </w:pPr>
+      <w:r>
+        <w:rPr>
+          <w:b/>
+          <w:color w:val="1F2D55"/>
+          <w:sz w:val="26"/>
+        </w:rPr>
+        <w:t>5. Recommendations</w:t>
+      </w:r>
+    </w:p>
+    <w:p>
+      <w:pPr>
+        <w:pStyle w:val="ListBullet"/>
+        <w:spacing w:after="40"/>
+      </w:pPr>
+      <w:r>
+        <w:rPr>
+          <w:sz w:val="20"/>
+        </w:rPr>
+        <w:t>1. Recalibrate the portfolio over 24 months — release capital from non-core property; redeploy to growth platforms in Industrial Manufacturing and Healthcare Services.</w:t>
+      </w:r>
+    </w:p>
+    <w:p>
+      <w:pPr>
+        <w:pStyle w:val="ListBullet"/>
+        <w:spacing w:after="40"/>
+      </w:pPr>
+      <w:r>
+        <w:rPr>
+          <w:sz w:val="20"/>
+        </w:rPr>
+        <w:t>2. Stand up a Group-led performance-improvement programme for the bottom-quartile divisions; sponsor: Group CFO; sponsor budget MYR 18m.</w:t>
+      </w:r>
+    </w:p>
+    <w:p>
+      <w:pPr>
+        <w:pStyle w:val="ListBullet"/>
+        <w:spacing w:after="40"/>
+      </w:pPr>
+      <w:r>
+        <w:rPr>
+          <w:sz w:val="20"/>
+        </w:rPr>
+        <w:t>3. Accelerate the S/4HANA migration; remaining 2 divisions by end-FY2027; cap legacy-ERP capex from Q3 FY2026.</w:t>
+      </w:r>
+    </w:p>
+    <w:p>
+      <w:pPr>
+        <w:pStyle w:val="ListBullet"/>
+        <w:spacing w:after="40"/>
+      </w:pPr>
+      <w:r>
+        <w:rPr>
+          <w:sz w:val="20"/>
+        </w:rPr>
+        <w:t>4. Strengthen the analytics centre of excellence; target 70% management-user adoption by end-FY2027.</w:t>
+      </w:r>
+    </w:p>
+    <w:p>
+      <w:pPr>
+        <w:pStyle w:val="ListBullet"/>
+        <w:spacing w:after="40"/>
+      </w:pPr>
+      <w:r>
+        <w:rPr>
+          <w:sz w:val="20"/>
+        </w:rPr>
+        <w:t>5. Consolidate Procurement, IT and HR shared services under a single COO function; full design by end-FY2026; phased migration FY2027.</w:t>
+      </w:r>
+    </w:p>
+    <w:p>
+      <w:pPr>
+        <w:pStyle w:val="ListBullet"/>
+        <w:spacing w:after="40"/>
+      </w:pPr>
+      <w:r>
+        <w:rPr>
+          <w:sz w:val="20"/>
+        </w:rPr>
+        <w:t>6. Top-talent retention package for the 220 highest-impact roles; refresh equity-style long-term incentive.</w:t>
+      </w:r>
+    </w:p>
+    <w:p>
+      <w:pPr>
+        <w:pStyle w:val="ListBullet"/>
+        <w:spacing w:after="40"/>
+      </w:pPr>
+      <w:r>
+        <w:rPr>
+          <w:sz w:val="20"/>
+        </w:rPr>
+        <w:t>7. Strengthen ESG reporting infrastructure; external assurance scope expanded from FY2027.</w:t>
+      </w:r>
+    </w:p>
+    <w:p>
+      <w:pPr>
+        <w:pStyle w:val="ListBullet"/>
+        <w:spacing w:after="40"/>
+      </w:pPr>
+      <w:r>
+        <w:rPr>
+          <w:sz w:val="20"/>
+        </w:rPr>
+        <w:t>8. Establish an integrated planning cadence: GroupExCo quarterly review against this report's KPI dashboard.</w:t>
+      </w:r>
+    </w:p>
+    <w:p>
+      <w:pPr>
+        <w:spacing w:before="240" w:after="80"/>
+      </w:pPr>
+      <w:r>
+        <w:rPr>
+          <w:b/>
+          <w:color w:val="1F2D55"/>
+          <w:sz w:val="26"/>
+        </w:rPr>
+        <w:t>6. Implementation roadmap</w:t>
+      </w:r>
+    </w:p>
+    <w:tbl>
+      <w:tblPr>
+        <w:tblStyle w:val="LightGrid-Accent1"/>
+        <w:tblW w:type="auto" w:w="0"/>
+        <w:tblLook w:firstColumn="1" w:firstRow="1" w:lastColumn="0" w:lastRow="0" w:noHBand="0" w:noVBand="1" w:val="04A0"/>
+      </w:tblPr>
+      <w:tblGrid>
+        <w:gridCol w:w="1728"/>
+        <w:gridCol w:w="1728"/>
+        <w:gridCol w:w="1728"/>
+        <w:gridCol w:w="1728"/>
+        <w:gridCol w:w="1728"/>
+      </w:tblGrid>
+      <w:tr>
+        <w:tc>
+          <w:tcPr>
+            <w:tcW w:type="dxa" w:w="1728"/>
+            <w:shd w:val="clear" w:color="auto" w:fill="1F2D55"/>
+          </w:tcPr>
+          <w:p>
+            <w:r>
+              <w:rPr>
+                <w:b/>
+                <w:color w:val="FFFFFF"/>
+                <w:sz w:val="18"/>
+              </w:rPr>
+              <w:t>Recommendation</w:t>
+            </w:r>
+          </w:p>
+        </w:tc>
+        <w:tc>
+          <w:tcPr>
+            <w:tcW w:type="dxa" w:w="1728"/>
+            <w:shd w:val="clear" w:color="auto" w:fill="1F2D55"/>
+          </w:tcPr>
+          <w:p>
+            <w:r>
+              <w:rPr>
+                <w:b/>
+                <w:color w:val="FFFFFF"/>
+                <w:sz w:val="18"/>
+              </w:rPr>
+              <w:t>Owner</w:t>
+            </w:r>
+          </w:p>
+        </w:tc>
+        <w:tc>
+          <w:tcPr>
+            <w:tcW w:type="dxa" w:w="1728"/>
+            <w:shd w:val="clear" w:color="auto" w:fill="1F2D55"/>
+          </w:tcPr>
+          <w:p>
+            <w:r>
+              <w:rPr>
+                <w:b/>
+                <w:color w:val="FFFFFF"/>
+                <w:sz w:val="18"/>
+              </w:rPr>
+              <w:t>Start</w:t>
+            </w:r>
+          </w:p>
+        </w:tc>
+        <w:tc>
+          <w:tcPr>
+            <w:tcW w:type="dxa" w:w="1728"/>
+            <w:shd w:val="clear" w:color="auto" w:fill="1F2D55"/>
+          </w:tcPr>
+          <w:p>
+            <w:r>
+              <w:rPr>
+                <w:b/>
+                <w:color w:val="FFFFFF"/>
+                <w:sz w:val="18"/>
+              </w:rPr>
+              <w:t>Target completion</w:t>
+            </w:r>
+          </w:p>
+        </w:tc>
+        <w:tc>
+          <w:tcPr>
+            <w:tcW w:type="dxa" w:w="1728"/>
+            <w:shd w:val="clear" w:color="auto" w:fill="1F2D55"/>
+          </w:tcPr>
+          <w:p>
+            <w:r>
+              <w:rPr>
+                <w:b/>
+                <w:color w:val="FFFFFF"/>
+                <w:sz w:val="18"/>
+              </w:rPr>
+              <w:t>First milestone</w:t>
             </w:r>
           </w:p>
         </w:tc>
@@ -702,7 +1242,10 @@
           </w:tcPr>
           <w:p>
             <w:r>
-              <w:t>Cyber maturity score</w:t>
+              <w:rPr>
+                <w:sz w:val="18"/>
+              </w:rPr>
+              <w:t>1. Portfolio recalibration</w:t>
             </w:r>
           </w:p>
         </w:tc>
@@ -712,7 +1255,10 @@
           </w:tcPr>
           <w:p>
             <w:r>
-              <w:t>3.4 / 5</w:t>
+              <w:rPr>
+                <w:sz w:val="18"/>
+              </w:rPr>
+              <w:t>Group CSO</w:t>
             </w:r>
           </w:p>
         </w:tc>
@@ -722,7 +1268,10 @@
           </w:tcPr>
           <w:p>
             <w:r>
-              <w:t>3.5 / 5</w:t>
+              <w:rPr>
+                <w:sz w:val="18"/>
+              </w:rPr>
+              <w:t>Q2 FY2026</w:t>
             </w:r>
           </w:p>
         </w:tc>
@@ -732,7 +1281,10 @@
           </w:tcPr>
           <w:p>
             <w:r>
-              <w:t>Amber</w:t>
+              <w:rPr>
+                <w:sz w:val="18"/>
+              </w:rPr>
+              <w:t>Q4 FY2027</w:t>
             </w:r>
           </w:p>
         </w:tc>
@@ -742,19 +1294,654 @@
           </w:tcPr>
           <w:p>
             <w:r>
-              <w:t>Close to target</w:t>
+              <w:rPr>
+                <w:sz w:val="18"/>
+              </w:rPr>
+              <w:t>Portfolio decision Q3 FY2026</w:t>
+            </w:r>
+          </w:p>
+        </w:tc>
+      </w:tr>
+      <w:tr>
+        <w:tc>
+          <w:tcPr>
+            <w:tcW w:type="dxa" w:w="1728"/>
+          </w:tcPr>
+          <w:p>
+            <w:r>
+              <w:rPr>
+                <w:sz w:val="18"/>
+              </w:rPr>
+              <w:t>2. Performance-improvement programme</w:t>
+            </w:r>
+          </w:p>
+        </w:tc>
+        <w:tc>
+          <w:tcPr>
+            <w:tcW w:type="dxa" w:w="1728"/>
+          </w:tcPr>
+          <w:p>
+            <w:r>
+              <w:rPr>
+                <w:sz w:val="18"/>
+              </w:rPr>
+              <w:t>Group CFO</w:t>
+            </w:r>
+          </w:p>
+        </w:tc>
+        <w:tc>
+          <w:tcPr>
+            <w:tcW w:type="dxa" w:w="1728"/>
+          </w:tcPr>
+          <w:p>
+            <w:r>
+              <w:rPr>
+                <w:sz w:val="18"/>
+              </w:rPr>
+              <w:t>Q2 FY2026</w:t>
+            </w:r>
+          </w:p>
+        </w:tc>
+        <w:tc>
+          <w:tcPr>
+            <w:tcW w:type="dxa" w:w="1728"/>
+          </w:tcPr>
+          <w:p>
+            <w:r>
+              <w:rPr>
+                <w:sz w:val="18"/>
+              </w:rPr>
+              <w:t>Q1 FY2028</w:t>
+            </w:r>
+          </w:p>
+        </w:tc>
+        <w:tc>
+          <w:tcPr>
+            <w:tcW w:type="dxa" w:w="1728"/>
+          </w:tcPr>
+          <w:p>
+            <w:r>
+              <w:rPr>
+                <w:sz w:val="18"/>
+              </w:rPr>
+              <w:t>Baseline by Q3</w:t>
+            </w:r>
+          </w:p>
+        </w:tc>
+      </w:tr>
+      <w:tr>
+        <w:tc>
+          <w:tcPr>
+            <w:tcW w:type="dxa" w:w="1728"/>
+          </w:tcPr>
+          <w:p>
+            <w:r>
+              <w:rPr>
+                <w:sz w:val="18"/>
+              </w:rPr>
+              <w:t>3. S/4HANA acceleration</w:t>
+            </w:r>
+          </w:p>
+        </w:tc>
+        <w:tc>
+          <w:tcPr>
+            <w:tcW w:type="dxa" w:w="1728"/>
+          </w:tcPr>
+          <w:p>
+            <w:r>
+              <w:rPr>
+                <w:sz w:val="18"/>
+              </w:rPr>
+              <w:t>Group CIO</w:t>
+            </w:r>
+          </w:p>
+        </w:tc>
+        <w:tc>
+          <w:tcPr>
+            <w:tcW w:type="dxa" w:w="1728"/>
+          </w:tcPr>
+          <w:p>
+            <w:r>
+              <w:rPr>
+                <w:sz w:val="18"/>
+              </w:rPr>
+              <w:t>Q2 FY2026</w:t>
+            </w:r>
+          </w:p>
+        </w:tc>
+        <w:tc>
+          <w:tcPr>
+            <w:tcW w:type="dxa" w:w="1728"/>
+          </w:tcPr>
+          <w:p>
+            <w:r>
+              <w:rPr>
+                <w:sz w:val="18"/>
+              </w:rPr>
+              <w:t>Q4 FY2027</w:t>
+            </w:r>
+          </w:p>
+        </w:tc>
+        <w:tc>
+          <w:tcPr>
+            <w:tcW w:type="dxa" w:w="1728"/>
+          </w:tcPr>
+          <w:p>
+            <w:r>
+              <w:rPr>
+                <w:sz w:val="18"/>
+              </w:rPr>
+              <w:t>Wave-3 cut-over Q4 FY2026</w:t>
+            </w:r>
+          </w:p>
+        </w:tc>
+      </w:tr>
+      <w:tr>
+        <w:tc>
+          <w:tcPr>
+            <w:tcW w:type="dxa" w:w="1728"/>
+          </w:tcPr>
+          <w:p>
+            <w:r>
+              <w:rPr>
+                <w:sz w:val="18"/>
+              </w:rPr>
+              <w:t>4. Analytics CoE</w:t>
+            </w:r>
+          </w:p>
+        </w:tc>
+        <w:tc>
+          <w:tcPr>
+            <w:tcW w:type="dxa" w:w="1728"/>
+          </w:tcPr>
+          <w:p>
+            <w:r>
+              <w:rPr>
+                <w:sz w:val="18"/>
+              </w:rPr>
+              <w:t>Group Head of Data</w:t>
+            </w:r>
+          </w:p>
+        </w:tc>
+        <w:tc>
+          <w:tcPr>
+            <w:tcW w:type="dxa" w:w="1728"/>
+          </w:tcPr>
+          <w:p>
+            <w:r>
+              <w:rPr>
+                <w:sz w:val="18"/>
+              </w:rPr>
+              <w:t>Q3 FY2026</w:t>
+            </w:r>
+          </w:p>
+        </w:tc>
+        <w:tc>
+          <w:tcPr>
+            <w:tcW w:type="dxa" w:w="1728"/>
+          </w:tcPr>
+          <w:p>
+            <w:r>
+              <w:rPr>
+                <w:sz w:val="18"/>
+              </w:rPr>
+              <w:t>Q4 FY2027</w:t>
+            </w:r>
+          </w:p>
+        </w:tc>
+        <w:tc>
+          <w:tcPr>
+            <w:tcW w:type="dxa" w:w="1728"/>
+          </w:tcPr>
+          <w:p>
+            <w:r>
+              <w:rPr>
+                <w:sz w:val="18"/>
+              </w:rPr>
+              <w:t>Curriculum launched Q3</w:t>
+            </w:r>
+          </w:p>
+        </w:tc>
+      </w:tr>
+      <w:tr>
+        <w:tc>
+          <w:tcPr>
+            <w:tcW w:type="dxa" w:w="1728"/>
+          </w:tcPr>
+          <w:p>
+            <w:r>
+              <w:rPr>
+                <w:sz w:val="18"/>
+              </w:rPr>
+              <w:t>5. Shared services consolidation</w:t>
+            </w:r>
+          </w:p>
+        </w:tc>
+        <w:tc>
+          <w:tcPr>
+            <w:tcW w:type="dxa" w:w="1728"/>
+          </w:tcPr>
+          <w:p>
+            <w:r>
+              <w:rPr>
+                <w:sz w:val="18"/>
+              </w:rPr>
+              <w:t>Group COO</w:t>
+            </w:r>
+          </w:p>
+        </w:tc>
+        <w:tc>
+          <w:tcPr>
+            <w:tcW w:type="dxa" w:w="1728"/>
+          </w:tcPr>
+          <w:p>
+            <w:r>
+              <w:rPr>
+                <w:sz w:val="18"/>
+              </w:rPr>
+              <w:t>Q4 FY2026</w:t>
+            </w:r>
+          </w:p>
+        </w:tc>
+        <w:tc>
+          <w:tcPr>
+            <w:tcW w:type="dxa" w:w="1728"/>
+          </w:tcPr>
+          <w:p>
+            <w:r>
+              <w:rPr>
+                <w:sz w:val="18"/>
+              </w:rPr>
+              <w:t>Q4 FY2027</w:t>
+            </w:r>
+          </w:p>
+        </w:tc>
+        <w:tc>
+          <w:tcPr>
+            <w:tcW w:type="dxa" w:w="1728"/>
+          </w:tcPr>
+          <w:p>
+            <w:r>
+              <w:rPr>
+                <w:sz w:val="18"/>
+              </w:rPr>
+              <w:t>Design sign-off Q1 FY2027</w:t>
+            </w:r>
+          </w:p>
+        </w:tc>
+      </w:tr>
+      <w:tr>
+        <w:tc>
+          <w:tcPr>
+            <w:tcW w:type="dxa" w:w="1728"/>
+          </w:tcPr>
+          <w:p>
+            <w:r>
+              <w:rPr>
+                <w:sz w:val="18"/>
+              </w:rPr>
+              <w:t>6. Top-talent retention</w:t>
+            </w:r>
+          </w:p>
+        </w:tc>
+        <w:tc>
+          <w:tcPr>
+            <w:tcW w:type="dxa" w:w="1728"/>
+          </w:tcPr>
+          <w:p>
+            <w:r>
+              <w:rPr>
+                <w:sz w:val="18"/>
+              </w:rPr>
+              <w:t>Group CHRO</w:t>
+            </w:r>
+          </w:p>
+        </w:tc>
+        <w:tc>
+          <w:tcPr>
+            <w:tcW w:type="dxa" w:w="1728"/>
+          </w:tcPr>
+          <w:p>
+            <w:r>
+              <w:rPr>
+                <w:sz w:val="18"/>
+              </w:rPr>
+              <w:t>Q2 FY2026</w:t>
+            </w:r>
+          </w:p>
+        </w:tc>
+        <w:tc>
+          <w:tcPr>
+            <w:tcW w:type="dxa" w:w="1728"/>
+          </w:tcPr>
+          <w:p>
+            <w:r>
+              <w:rPr>
+                <w:sz w:val="18"/>
+              </w:rPr>
+              <w:t>Q1 FY2027</w:t>
+            </w:r>
+          </w:p>
+        </w:tc>
+        <w:tc>
+          <w:tcPr>
+            <w:tcW w:type="dxa" w:w="1728"/>
+          </w:tcPr>
+          <w:p>
+            <w:r>
+              <w:rPr>
+                <w:sz w:val="18"/>
+              </w:rPr>
+              <w:t>Plan ratified Q3 FY2026</w:t>
+            </w:r>
+          </w:p>
+        </w:tc>
+      </w:tr>
+      <w:tr>
+        <w:tc>
+          <w:tcPr>
+            <w:tcW w:type="dxa" w:w="1728"/>
+          </w:tcPr>
+          <w:p>
+            <w:r>
+              <w:rPr>
+                <w:sz w:val="18"/>
+              </w:rPr>
+              <w:t>7. ESG reporting</w:t>
+            </w:r>
+          </w:p>
+        </w:tc>
+        <w:tc>
+          <w:tcPr>
+            <w:tcW w:type="dxa" w:w="1728"/>
+          </w:tcPr>
+          <w:p>
+            <w:r>
+              <w:rPr>
+                <w:sz w:val="18"/>
+              </w:rPr>
+              <w:t>Head of IR</w:t>
+            </w:r>
+          </w:p>
+        </w:tc>
+        <w:tc>
+          <w:tcPr>
+            <w:tcW w:type="dxa" w:w="1728"/>
+          </w:tcPr>
+          <w:p>
+            <w:r>
+              <w:rPr>
+                <w:sz w:val="18"/>
+              </w:rPr>
+              <w:t>Q2 FY2026</w:t>
+            </w:r>
+          </w:p>
+        </w:tc>
+        <w:tc>
+          <w:tcPr>
+            <w:tcW w:type="dxa" w:w="1728"/>
+          </w:tcPr>
+          <w:p>
+            <w:r>
+              <w:rPr>
+                <w:sz w:val="18"/>
+              </w:rPr>
+              <w:t>Q3 FY2027</w:t>
+            </w:r>
+          </w:p>
+        </w:tc>
+        <w:tc>
+          <w:tcPr>
+            <w:tcW w:type="dxa" w:w="1728"/>
+          </w:tcPr>
+          <w:p>
+            <w:r>
+              <w:rPr>
+                <w:sz w:val="18"/>
+              </w:rPr>
+              <w:t>Assurance scoping Q3</w:t>
+            </w:r>
+          </w:p>
+        </w:tc>
+      </w:tr>
+      <w:tr>
+        <w:tc>
+          <w:tcPr>
+            <w:tcW w:type="dxa" w:w="1728"/>
+          </w:tcPr>
+          <w:p>
+            <w:r>
+              <w:rPr>
+                <w:sz w:val="18"/>
+              </w:rPr>
+              <w:t>8. Integrated planning</w:t>
+            </w:r>
+          </w:p>
+        </w:tc>
+        <w:tc>
+          <w:tcPr>
+            <w:tcW w:type="dxa" w:w="1728"/>
+          </w:tcPr>
+          <w:p>
+            <w:r>
+              <w:rPr>
+                <w:sz w:val="18"/>
+              </w:rPr>
+              <w:t>Group CSO</w:t>
+            </w:r>
+          </w:p>
+        </w:tc>
+        <w:tc>
+          <w:tcPr>
+            <w:tcW w:type="dxa" w:w="1728"/>
+          </w:tcPr>
+          <w:p>
+            <w:r>
+              <w:rPr>
+                <w:sz w:val="18"/>
+              </w:rPr>
+              <w:t>Q3 FY2026</w:t>
+            </w:r>
+          </w:p>
+        </w:tc>
+        <w:tc>
+          <w:tcPr>
+            <w:tcW w:type="dxa" w:w="1728"/>
+          </w:tcPr>
+          <w:p>
+            <w:r>
+              <w:rPr>
+                <w:sz w:val="18"/>
+              </w:rPr>
+              <w:t>Ongoing</w:t>
+            </w:r>
+          </w:p>
+        </w:tc>
+        <w:tc>
+          <w:tcPr>
+            <w:tcW w:type="dxa" w:w="1728"/>
+          </w:tcPr>
+          <w:p>
+            <w:r>
+              <w:rPr>
+                <w:sz w:val="18"/>
+              </w:rPr>
+              <w:t>First quarterly review Q4</w:t>
             </w:r>
           </w:p>
         </w:tc>
       </w:tr>
     </w:tbl>
     <w:p>
+      <w:pPr>
+        <w:spacing w:before="240" w:after="80"/>
+      </w:pPr>
       <w:r>
         <w:rPr>
-          <w:b w:val="0"/>
+          <w:b/>
+          <w:color w:val="1F2D55"/>
+          <w:sz w:val="26"/>
+        </w:rPr>
+        <w:t>7. Risks to delivery</w:t>
+      </w:r>
+    </w:p>
+    <w:p>
+      <w:pPr>
+        <w:pStyle w:val="ListBullet"/>
+        <w:spacing w:after="40"/>
+      </w:pPr>
+      <w:r>
+        <w:rPr>
+          <w:sz w:val="20"/>
+        </w:rPr>
+        <w:t>Change-management capacity — execution depth is the principal constraint, not strategy.</w:t>
+      </w:r>
+    </w:p>
+    <w:p>
+      <w:pPr>
+        <w:pStyle w:val="ListBullet"/>
+        <w:spacing w:after="40"/>
+      </w:pPr>
+      <w:r>
+        <w:rPr>
+          <w:sz w:val="20"/>
+        </w:rPr>
+        <w:t>Talent retention — competitor activity is intense for the top 5% of talent.</w:t>
+      </w:r>
+    </w:p>
+    <w:p>
+      <w:pPr>
+        <w:pStyle w:val="ListBullet"/>
+        <w:spacing w:after="40"/>
+      </w:pPr>
+      <w:r>
+        <w:rPr>
+          <w:sz w:val="20"/>
+        </w:rPr>
+        <w:t>Capital-market conditions — IPO/divestment timing risk for portfolio recalibration.</w:t>
+      </w:r>
+    </w:p>
+    <w:p>
+      <w:pPr>
+        <w:pStyle w:val="ListBullet"/>
+        <w:spacing w:after="40"/>
+      </w:pPr>
+      <w:r>
+        <w:rPr>
+          <w:sz w:val="20"/>
+        </w:rPr>
+        <w:t>Regulatory pace — proposed BNM and OJK directives will impact Banking division in FY2027.</w:t>
+      </w:r>
+    </w:p>
+    <w:p>
+      <w:pPr>
+        <w:pStyle w:val="ListBullet"/>
+        <w:spacing w:after="40"/>
+      </w:pPr>
+      <w:r>
+        <w:rPr>
+          <w:sz w:val="20"/>
+        </w:rPr>
+        <w:t>ESG climate-transition cost — emerging carbon-pricing risk in select markets.</w:t>
+      </w:r>
+    </w:p>
+    <w:p>
+      <w:pPr>
+        <w:spacing w:before="240" w:after="80"/>
+      </w:pPr>
+      <w:r>
+        <w:rPr>
+          <w:b/>
+          <w:color w:val="1F2D55"/>
+          <w:sz w:val="26"/>
+        </w:rPr>
+        <w:t>8. Conclusion</w:t>
+      </w:r>
+    </w:p>
+    <w:p>
+      <w:pPr>
+        <w:spacing w:after="80"/>
+      </w:pPr>
+      <w:r>
+        <w:rPr>
+          <w:i w:val="0"/>
+          <w:sz w:val="20"/>
+        </w:rPr>
+        <w:t>The strategic direction is right; the issue is depth and pace of execution. The eight recommendations together address the execution gap and position the Group to deliver the FY2030 vision committed at the 2024 strategy refresh.</w:t>
+      </w:r>
+    </w:p>
+    <w:p>
+      <w:pPr>
+        <w:spacing w:before="240" w:after="80"/>
+      </w:pPr>
+      <w:r>
+        <w:rPr>
+          <w:b/>
+          <w:color w:val="1F2D55"/>
+          <w:sz w:val="26"/>
+        </w:rPr>
+        <w:t>Appendices</w:t>
+      </w:r>
+    </w:p>
+    <w:p>
+      <w:pPr>
+        <w:pStyle w:val="ListBullet"/>
+        <w:spacing w:after="40"/>
+      </w:pPr>
+      <w:r>
+        <w:rPr>
+          <w:sz w:val="20"/>
+        </w:rPr>
+        <w:t>Appendix A — Detailed peer-group benchmarks (12 ASEAN, 6 global)</w:t>
+      </w:r>
+    </w:p>
+    <w:p>
+      <w:pPr>
+        <w:pStyle w:val="ListBullet"/>
+        <w:spacing w:after="40"/>
+      </w:pPr>
+      <w:r>
+        <w:rPr>
+          <w:sz w:val="20"/>
+        </w:rPr>
+        <w:t>Appendix B — Division-level KPI scorecards</w:t>
+      </w:r>
+    </w:p>
+    <w:p>
+      <w:pPr>
+        <w:pStyle w:val="ListBullet"/>
+        <w:spacing w:after="40"/>
+      </w:pPr>
+      <w:r>
+        <w:rPr>
+          <w:sz w:val="20"/>
+        </w:rPr>
+        <w:t>Appendix C — Recommended KPI dashboard for integrated planning</w:t>
+      </w:r>
+    </w:p>
+    <w:p>
+      <w:pPr>
+        <w:pStyle w:val="ListBullet"/>
+        <w:spacing w:after="40"/>
+      </w:pPr>
+      <w:r>
+        <w:rPr>
+          <w:sz w:val="20"/>
+        </w:rPr>
+        <w:t>Appendix D — Source-data manifest and methodology notes</w:t>
+      </w:r>
+    </w:p>
+    <w:p>
+      <w:pPr>
+        <w:jc w:val="center"/>
+      </w:pPr>
+      <w:r>
+        <w:rPr>
           <w:i/>
+          <w:color w:val="9CA3AF"/>
+          <w:sz w:val="16"/>
         </w:rPr>
-        <w:t>Submitted by: Hadar Caspit, Group CFO (on behalf of Group CEO) · 2026-05-15</w:t>
+        <w:t>— END OF DOCUMENT —</w:t>
       </w:r>
     </w:p>
     <w:sectPr>
@@ -1130,10 +2317,6 @@
     <w:name w:val="Normal"/>
     <w:qFormat/>
     <w:rsid w:val="00FC693F"/>
-    <w:rPr>
-      <w:rFonts w:ascii="Calibri" w:hAnsi="Calibri"/>
-      <w:sz w:val="22"/>
-    </w:rPr>
   </w:style>
   <w:style w:type="paragraph" w:styleId="Header">
     <w:name w:val="header"/>
